--- a/docs/خطة جائزة الدكتور عبد القادر سنكري للثقافة والتراث والتنمية المجتمعية.docx
+++ b/docs/خطة جائزة الدكتور عبد القادر سنكري للثقافة والتراث والتنمية المجتمعية.docx
@@ -4,27 +4,44 @@
   <w:body>
     <w:p>
       <w:pPr>
-        <w:pStyle w:val="1"/>
-        <w:rPr>
+        <w:pStyle w:val="Heading1"/>
+        <w:rPr>
+          <w:sz w:val="28"/>
+          <w:szCs w:val="28"/>
           <w:rtl/>
         </w:rPr>
       </w:pPr>
       <w:r>
         <w:rPr>
+          <w:sz w:val="28"/>
+          <w:szCs w:val="28"/>
           <w:rtl/>
         </w:rPr>
-        <w:t>جائزة الدكتور عبد القادر سنكري للثقافة والتراث والتنمية المجتمعية</w:t>
+        <w:t xml:space="preserve">جائزة الدكتور عبد القادر سنكري للثقافة والتراث </w:t>
+      </w:r>
+      <w:r>
+        <w:rPr>
+          <w:rFonts w:hint="cs"/>
+          <w:sz w:val="28"/>
+          <w:szCs w:val="28"/>
+          <w:rtl/>
+        </w:rPr>
+        <w:t>والإبداع</w:t>
       </w:r>
     </w:p>
     <w:p>
       <w:pPr>
-        <w:pStyle w:val="2"/>
-        <w:rPr>
+        <w:pStyle w:val="Heading2"/>
+        <w:rPr>
+          <w:sz w:val="24"/>
+          <w:szCs w:val="24"/>
           <w:lang w:val="en-US"/>
         </w:rPr>
       </w:pPr>
       <w:r>
         <w:rPr>
+          <w:sz w:val="24"/>
+          <w:szCs w:val="24"/>
           <w:rtl/>
         </w:rPr>
         <w:t>أولاً: بطاقة التعريف والرؤية العامة لإطلاق الجائزة</w:t>
@@ -37,11 +54,18 @@
           <w:numId w:val="39"/>
         </w:numPr>
         <w:bidi/>
+        <w:spacing w:line="240" w:lineRule="auto"/>
+        <w:rPr>
+          <w:sz w:val="22"/>
+          <w:szCs w:val="22"/>
+        </w:rPr>
       </w:pPr>
       <w:r>
         <w:rPr>
           <w:b/>
           <w:bCs/>
+          <w:sz w:val="22"/>
+          <w:szCs w:val="22"/>
           <w:rtl/>
         </w:rPr>
         <w:t>اسم المبادرة والجائزة</w:t>
@@ -50,20 +74,34 @@
         <w:rPr>
           <w:b/>
           <w:bCs/>
+          <w:sz w:val="22"/>
+          <w:szCs w:val="22"/>
         </w:rPr>
         <w:t>:</w:t>
       </w:r>
       <w:r>
+        <w:rPr>
+          <w:sz w:val="22"/>
+          <w:szCs w:val="22"/>
+        </w:rPr>
         <w:t xml:space="preserve"> </w:t>
       </w:r>
       <w:r>
         <w:rPr>
+          <w:sz w:val="22"/>
+          <w:szCs w:val="22"/>
           <w:rtl/>
         </w:rPr>
-        <w:t>جائزة الدكتور عبد القادر سنكري للثقافة والتراث والتنمية المجتمعية</w:t>
-      </w:r>
-      <w:r>
-        <w:t>.</w:t>
+        <w:t>جائزة الدكتور عبد القادر سنكري للثقافة والتراث</w:t>
+      </w:r>
+      <w:r>
+        <w:rPr>
+          <w:rFonts w:hint="cs"/>
+          <w:sz w:val="22"/>
+          <w:szCs w:val="22"/>
+          <w:rtl/>
+        </w:rPr>
+        <w:t xml:space="preserve"> والإبداع.</w:t>
       </w:r>
     </w:p>
     <w:p>
@@ -73,48 +111,79 @@
           <w:numId w:val="39"/>
         </w:numPr>
         <w:bidi/>
+        <w:spacing w:line="240" w:lineRule="auto"/>
+        <w:rPr>
+          <w:sz w:val="22"/>
+          <w:szCs w:val="22"/>
+        </w:rPr>
       </w:pPr>
       <w:r>
         <w:rPr>
           <w:b/>
           <w:bCs/>
+          <w:sz w:val="22"/>
+          <w:szCs w:val="22"/>
           <w:rtl/>
         </w:rPr>
         <w:t>الشعار المعتمد</w:t>
       </w:r>
       <w:r>
         <w:rPr>
+          <w:rFonts w:hint="cs"/>
           <w:b/>
           <w:bCs/>
+          <w:sz w:val="22"/>
+          <w:szCs w:val="22"/>
+          <w:rtl/>
         </w:rPr>
         <w:t>:</w:t>
       </w:r>
       <w:r>
-        <w:t xml:space="preserve"> </w:t>
-      </w:r>
-      <w:r>
-        <w:rPr>
+        <w:rPr>
+          <w:rFonts w:hint="cs"/>
           <w:b/>
           <w:bCs/>
-        </w:rPr>
-        <w:t>"</w:t>
-      </w:r>
-      <w:r>
-        <w:rPr>
+          <w:sz w:val="22"/>
+          <w:szCs w:val="22"/>
+          <w:rtl/>
+        </w:rPr>
+        <w:t xml:space="preserve"> </w:t>
+      </w:r>
+      <w:r>
+        <w:rPr>
+          <w:rFonts w:hint="cs"/>
           <w:b/>
           <w:bCs/>
+          <w:sz w:val="22"/>
+          <w:szCs w:val="22"/>
           <w:rtl/>
         </w:rPr>
-        <w:t>وفاءٌ للأثر... وتمكينٌ للمبادرة</w:t>
+        <w:t>"</w:t>
       </w:r>
       <w:r>
         <w:rPr>
           <w:b/>
           <w:bCs/>
+          <w:sz w:val="22"/>
+          <w:szCs w:val="22"/>
+          <w:rtl/>
+        </w:rPr>
+        <w:t>وفاءٌ للأثر... تمكينٌ للمبادرة</w:t>
+      </w:r>
+      <w:r>
+        <w:rPr>
+          <w:b/>
+          <w:bCs/>
+          <w:sz w:val="22"/>
+          <w:szCs w:val="22"/>
         </w:rPr>
         <w:t>"</w:t>
       </w:r>
       <w:r>
+        <w:rPr>
+          <w:sz w:val="22"/>
+          <w:szCs w:val="22"/>
+        </w:rPr>
         <w:t>.</w:t>
       </w:r>
     </w:p>
@@ -125,11 +194,18 @@
           <w:numId w:val="39"/>
         </w:numPr>
         <w:bidi/>
+        <w:spacing w:line="240" w:lineRule="auto"/>
+        <w:rPr>
+          <w:sz w:val="22"/>
+          <w:szCs w:val="22"/>
+        </w:rPr>
       </w:pPr>
       <w:r>
         <w:rPr>
           <w:b/>
           <w:bCs/>
+          <w:sz w:val="22"/>
+          <w:szCs w:val="22"/>
           <w:rtl/>
         </w:rPr>
         <w:t>الجهة المنفذة</w:t>
@@ -138,19 +214,31 @@
         <w:rPr>
           <w:b/>
           <w:bCs/>
+          <w:sz w:val="22"/>
+          <w:szCs w:val="22"/>
         </w:rPr>
         <w:t>:</w:t>
       </w:r>
       <w:r>
+        <w:rPr>
+          <w:sz w:val="22"/>
+          <w:szCs w:val="22"/>
+        </w:rPr>
         <w:t xml:space="preserve"> </w:t>
       </w:r>
       <w:r>
         <w:rPr>
+          <w:sz w:val="22"/>
+          <w:szCs w:val="22"/>
           <w:rtl/>
         </w:rPr>
         <w:t>مؤسسة الروّاد للتعاون والتنمية</w:t>
       </w:r>
       <w:r>
+        <w:rPr>
+          <w:sz w:val="22"/>
+          <w:szCs w:val="22"/>
+        </w:rPr>
         <w:t>.</w:t>
       </w:r>
     </w:p>
@@ -161,11 +249,18 @@
           <w:numId w:val="39"/>
         </w:numPr>
         <w:bidi/>
+        <w:spacing w:line="240" w:lineRule="auto"/>
+        <w:rPr>
+          <w:sz w:val="22"/>
+          <w:szCs w:val="22"/>
+        </w:rPr>
       </w:pPr>
       <w:r>
         <w:rPr>
           <w:b/>
           <w:bCs/>
+          <w:sz w:val="22"/>
+          <w:szCs w:val="22"/>
           <w:rtl/>
         </w:rPr>
         <w:t>الغاية الأساسية</w:t>
@@ -174,19 +269,48 @@
         <w:rPr>
           <w:b/>
           <w:bCs/>
+          <w:sz w:val="22"/>
+          <w:szCs w:val="22"/>
         </w:rPr>
         <w:t>:</w:t>
       </w:r>
       <w:r>
+        <w:rPr>
+          <w:sz w:val="22"/>
+          <w:szCs w:val="22"/>
+        </w:rPr>
         <w:t xml:space="preserve"> </w:t>
       </w:r>
       <w:r>
         <w:rPr>
+          <w:sz w:val="22"/>
+          <w:szCs w:val="22"/>
           <w:rtl/>
         </w:rPr>
-        <w:t>اكتشاف وتكريم المبادرات والأفراد والفرق المغمورة التي تصنع أثراً حقيقياً وموثقاً، وحماية الذاكرة الجماعية والتراث، وتمكين المبدعين لضمان استدامة التنمية</w:t>
-      </w:r>
-      <w:r>
+        <w:t>اكتشاف و</w:t>
+      </w:r>
+      <w:r>
+        <w:rPr>
+          <w:rFonts w:hint="cs"/>
+          <w:sz w:val="22"/>
+          <w:szCs w:val="22"/>
+          <w:rtl/>
+        </w:rPr>
+        <w:t>تفعيل و</w:t>
+      </w:r>
+      <w:r>
+        <w:rPr>
+          <w:sz w:val="22"/>
+          <w:szCs w:val="22"/>
+          <w:rtl/>
+        </w:rPr>
+        <w:t>تكريم المبادرات والأفراد التي تصنع أثراً حقيقياً وموثقاً</w:t>
+      </w:r>
+      <w:r>
+        <w:rPr>
+          <w:sz w:val="22"/>
+          <w:szCs w:val="22"/>
+        </w:rPr>
         <w:t>.</w:t>
       </w:r>
     </w:p>
@@ -197,26 +321,35 @@
           <w:numId w:val="39"/>
         </w:numPr>
         <w:bidi/>
+        <w:spacing w:line="240" w:lineRule="auto"/>
+        <w:rPr>
+          <w:sz w:val="22"/>
+          <w:szCs w:val="22"/>
+        </w:rPr>
       </w:pPr>
       <w:r>
         <w:rPr>
           <w:b/>
           <w:bCs/>
+          <w:sz w:val="22"/>
+          <w:szCs w:val="22"/>
           <w:rtl/>
         </w:rPr>
-        <w:t>المحاور الستة المستهدفة</w:t>
+        <w:t>المحاور المستهدفة</w:t>
       </w:r>
       <w:r>
         <w:rPr>
           <w:b/>
           <w:bCs/>
+          <w:sz w:val="22"/>
+          <w:szCs w:val="22"/>
         </w:rPr>
         <w:t>:</w:t>
       </w:r>
     </w:p>
     <w:tbl>
       <w:tblPr>
-        <w:tblStyle w:val="ac"/>
+        <w:tblStyle w:val="TableGrid"/>
         <w:bidiVisual/>
         <w:tblW w:w="0" w:type="auto"/>
         <w:tblBorders>
@@ -230,8 +363,7 @@
         <w:tblLook w:val="04A0" w:firstRow="1" w:lastRow="0" w:firstColumn="1" w:lastColumn="0" w:noHBand="0" w:noVBand="1"/>
       </w:tblPr>
       <w:tblGrid>
-        <w:gridCol w:w="5228"/>
-        <w:gridCol w:w="5228"/>
+        <w:gridCol w:w="7924"/>
       </w:tblGrid>
       <w:tr>
         <w:trPr>
@@ -239,43 +371,63 @@
         </w:trPr>
         <w:tc>
           <w:tcPr>
-            <w:tcW w:w="5228" w:type="dxa"/>
+            <w:tcW w:w="7924" w:type="dxa"/>
           </w:tcPr>
           <w:p>
             <w:pPr>
               <w:bidi/>
-              <w:spacing w:after="160" w:line="278" w:lineRule="auto"/>
+              <w:spacing w:after="160"/>
               <w:ind w:left="1440"/>
               <w:rPr>
+                <w:sz w:val="22"/>
+                <w:szCs w:val="22"/>
                 <w:rtl/>
               </w:rPr>
             </w:pPr>
             <w:r>
               <w:rPr>
+                <w:rFonts w:hint="cs"/>
+                <w:sz w:val="22"/>
+                <w:szCs w:val="22"/>
                 <w:rtl/>
               </w:rPr>
-              <w:t>الثقافة والفنون</w:t>
+              <w:t xml:space="preserve">1 - </w:t>
             </w:r>
-          </w:p>
-        </w:tc>
-        <w:tc>
-          <w:tcPr>
-            <w:tcW w:w="5228" w:type="dxa"/>
-          </w:tcPr>
-          <w:p>
-            <w:pPr>
-              <w:bidi/>
-              <w:spacing w:after="160" w:line="278" w:lineRule="auto"/>
-              <w:ind w:left="1440"/>
+            <w:r>
               <w:rPr>
+                <w:sz w:val="22"/>
+                <w:szCs w:val="22"/>
                 <w:rtl/>
               </w:rPr>
-            </w:pPr>
+              <w:t xml:space="preserve">الثقافة </w:t>
+            </w:r>
+            <w:proofErr w:type="gramStart"/>
             <w:r>
               <w:rPr>
+                <w:sz w:val="22"/>
+                <w:szCs w:val="22"/>
                 <w:rtl/>
               </w:rPr>
-              <w:t>المسؤولية المجتمعية</w:t>
+              <w:t>والفنون</w:t>
+            </w:r>
+            <w:r>
+              <w:rPr>
+                <w:rFonts w:hint="cs"/>
+                <w:sz w:val="22"/>
+                <w:szCs w:val="22"/>
+                <w:rtl/>
+              </w:rPr>
+              <w:t xml:space="preserve"> :</w:t>
+            </w:r>
+            <w:proofErr w:type="gramEnd"/>
+            <w:r>
+              <w:rPr>
+                <w:rFonts w:hint="cs"/>
+                <w:sz w:val="22"/>
+                <w:szCs w:val="22"/>
+                <w:rtl/>
+              </w:rPr>
+              <w:t xml:space="preserve"> 2 جائزة </w:t>
             </w:r>
           </w:p>
         </w:tc>
@@ -286,43 +438,97 @@
         </w:trPr>
         <w:tc>
           <w:tcPr>
-            <w:tcW w:w="5228" w:type="dxa"/>
+            <w:tcW w:w="7924" w:type="dxa"/>
           </w:tcPr>
           <w:p>
             <w:pPr>
               <w:bidi/>
-              <w:spacing w:after="160" w:line="278" w:lineRule="auto"/>
+              <w:spacing w:after="160"/>
               <w:ind w:left="1440"/>
               <w:rPr>
+                <w:sz w:val="22"/>
+                <w:szCs w:val="22"/>
                 <w:rtl/>
               </w:rPr>
             </w:pPr>
             <w:r>
               <w:rPr>
+                <w:rFonts w:hint="cs"/>
+                <w:sz w:val="22"/>
+                <w:szCs w:val="22"/>
                 <w:rtl/>
               </w:rPr>
-              <w:t>التراث المادي واللامادي</w:t>
+              <w:t xml:space="preserve">2 </w:t>
             </w:r>
-          </w:p>
-        </w:tc>
-        <w:tc>
-          <w:tcPr>
-            <w:tcW w:w="5228" w:type="dxa"/>
-          </w:tcPr>
-          <w:p>
-            <w:pPr>
-              <w:bidi/>
-              <w:spacing w:after="160" w:line="278" w:lineRule="auto"/>
-              <w:ind w:left="1440"/>
+            <w:r>
               <w:rPr>
+                <w:sz w:val="22"/>
+                <w:szCs w:val="22"/>
                 <w:rtl/>
               </w:rPr>
-            </w:pPr>
+              <w:t>–</w:t>
+            </w:r>
             <w:r>
               <w:rPr>
+                <w:rFonts w:hint="cs"/>
+                <w:sz w:val="22"/>
+                <w:szCs w:val="22"/>
                 <w:rtl/>
               </w:rPr>
-              <w:t>ريادة الأعمال والابتكار</w:t>
+              <w:t xml:space="preserve"> </w:t>
+            </w:r>
+            <w:r>
+              <w:rPr>
+                <w:sz w:val="22"/>
+                <w:szCs w:val="22"/>
+                <w:rtl/>
+              </w:rPr>
+              <w:t>التراث</w:t>
+            </w:r>
+            <w:r>
+              <w:rPr>
+                <w:rFonts w:hint="cs"/>
+                <w:sz w:val="22"/>
+                <w:szCs w:val="22"/>
+                <w:rtl/>
+              </w:rPr>
+              <w:t>:</w:t>
+            </w:r>
+            <w:r>
+              <w:rPr>
+                <w:sz w:val="22"/>
+                <w:szCs w:val="22"/>
+                <w:rtl/>
+              </w:rPr>
+              <w:t xml:space="preserve"> المادي </w:t>
+            </w:r>
+            <w:proofErr w:type="gramStart"/>
+            <w:r>
+              <w:rPr>
+                <w:sz w:val="22"/>
+                <w:szCs w:val="22"/>
+                <w:rtl/>
+              </w:rPr>
+              <w:t>واللامادي</w:t>
+            </w:r>
+            <w:r>
+              <w:rPr>
+                <w:rFonts w:hint="cs"/>
+                <w:sz w:val="22"/>
+                <w:szCs w:val="22"/>
+                <w:rtl/>
+              </w:rPr>
+              <w:t xml:space="preserve"> :</w:t>
+            </w:r>
+            <w:proofErr w:type="gramEnd"/>
+            <w:r>
+              <w:rPr>
+                <w:rFonts w:hint="cs"/>
+                <w:sz w:val="22"/>
+                <w:szCs w:val="22"/>
+                <w:rtl/>
+              </w:rPr>
+              <w:t xml:space="preserve"> 2 جائزة</w:t>
             </w:r>
           </w:p>
         </w:tc>
@@ -333,61 +539,98 @@
         </w:trPr>
         <w:tc>
           <w:tcPr>
-            <w:tcW w:w="5228" w:type="dxa"/>
+            <w:tcW w:w="7924" w:type="dxa"/>
           </w:tcPr>
           <w:p>
             <w:pPr>
               <w:bidi/>
-              <w:spacing w:after="160" w:line="278" w:lineRule="auto"/>
+              <w:spacing w:after="160"/>
               <w:ind w:left="1440"/>
               <w:rPr>
+                <w:sz w:val="22"/>
+                <w:szCs w:val="22"/>
                 <w:rtl/>
               </w:rPr>
             </w:pPr>
             <w:r>
               <w:rPr>
+                <w:rFonts w:hint="cs"/>
+                <w:sz w:val="22"/>
+                <w:szCs w:val="22"/>
                 <w:rtl/>
               </w:rPr>
-              <w:t>العمل التطوعي</w:t>
-            </w:r>
-          </w:p>
-        </w:tc>
-        <w:tc>
-          <w:tcPr>
-            <w:tcW w:w="5228" w:type="dxa"/>
-          </w:tcPr>
-          <w:p>
-            <w:pPr>
-              <w:bidi/>
-              <w:spacing w:after="160" w:line="278" w:lineRule="auto"/>
-              <w:ind w:left="1440"/>
-              <w:rPr>
-                <w:rtl/>
-              </w:rPr>
-            </w:pPr>
-            <w:r>
-              <w:rPr>
-                <w:b/>
-                <w:bCs/>
-                <w:rtl/>
-              </w:rPr>
-              <w:t>الجودة</w:t>
+              <w:t xml:space="preserve">3 </w:t>
             </w:r>
             <w:r>
               <w:rPr>
-                <w:b/>
-                <w:bCs/>
+                <w:sz w:val="22"/>
+                <w:szCs w:val="22"/>
+                <w:rtl/>
               </w:rPr>
-              <w:t>:</w:t>
-            </w:r>
-            <w:r>
-              <w:t xml:space="preserve"> </w:t>
+              <w:t>–</w:t>
             </w:r>
             <w:r>
               <w:rPr>
+                <w:rFonts w:hint="cs"/>
+                <w:sz w:val="22"/>
+                <w:szCs w:val="22"/>
                 <w:rtl/>
               </w:rPr>
-              <w:t>كمنهج أساسي متقاطع في كافة المحاور</w:t>
+              <w:t xml:space="preserve"> الإبداع: المسؤولية المجتمعية </w:t>
+            </w:r>
+            <w:r>
+              <w:rPr>
+                <w:sz w:val="22"/>
+                <w:szCs w:val="22"/>
+                <w:rtl/>
+              </w:rPr>
+              <w:t>–</w:t>
+            </w:r>
+            <w:r>
+              <w:rPr>
+                <w:rFonts w:hint="cs"/>
+                <w:sz w:val="22"/>
+                <w:szCs w:val="22"/>
+                <w:rtl/>
+              </w:rPr>
+              <w:t xml:space="preserve"> ريادة الأعمال </w:t>
+            </w:r>
+            <w:r>
+              <w:rPr>
+                <w:sz w:val="22"/>
+                <w:szCs w:val="22"/>
+                <w:rtl/>
+              </w:rPr>
+              <w:t>–</w:t>
+            </w:r>
+            <w:r>
+              <w:rPr>
+                <w:rFonts w:hint="cs"/>
+                <w:sz w:val="22"/>
+                <w:szCs w:val="22"/>
+                <w:rtl/>
+              </w:rPr>
+              <w:t xml:space="preserve"> </w:t>
+            </w:r>
+            <w:proofErr w:type="gramStart"/>
+            <w:r>
+              <w:rPr>
+                <w:rFonts w:hint="cs"/>
+                <w:sz w:val="22"/>
+                <w:szCs w:val="22"/>
+                <w:rtl/>
+              </w:rPr>
+              <w:t>الجودة :</w:t>
+            </w:r>
+            <w:proofErr w:type="gramEnd"/>
+            <w:r>
+              <w:rPr>
+                <w:rFonts w:hint="cs"/>
+                <w:sz w:val="22"/>
+                <w:szCs w:val="22"/>
+                <w:rtl/>
+              </w:rPr>
+              <w:t xml:space="preserve"> 3 جوائز</w:t>
             </w:r>
           </w:p>
         </w:tc>
@@ -395,56 +638,173 @@
     </w:tbl>
     <w:p>
       <w:pPr>
-        <w:pStyle w:val="2"/>
-        <w:rPr>
+        <w:pStyle w:val="Heading2"/>
+        <w:rPr>
+          <w:sz w:val="28"/>
+          <w:szCs w:val="28"/>
           <w:lang w:val="en-US"/>
         </w:rPr>
       </w:pPr>
       <w:r>
         <w:rPr>
+          <w:sz w:val="28"/>
+          <w:szCs w:val="28"/>
           <w:rtl/>
         </w:rPr>
-        <w:t>ثانياً: خطة مراحل ومسار إطلاق الجائزة (الدورة التشغيلية)</w:t>
+        <w:t xml:space="preserve">ثانياً: مسار </w:t>
+      </w:r>
+      <w:r>
+        <w:rPr>
+          <w:rFonts w:hint="cs"/>
+          <w:sz w:val="28"/>
+          <w:szCs w:val="28"/>
+          <w:rtl/>
+        </w:rPr>
+        <w:t xml:space="preserve">ات </w:t>
+      </w:r>
+      <w:r>
+        <w:rPr>
+          <w:sz w:val="28"/>
+          <w:szCs w:val="28"/>
+          <w:rtl/>
+        </w:rPr>
+        <w:t xml:space="preserve">إطلاق الجائزة </w:t>
       </w:r>
     </w:p>
     <w:p>
       <w:pPr>
         <w:bidi/>
-      </w:pPr>
-      <w:r>
-        <w:rPr>
+        <w:spacing w:line="240" w:lineRule="auto"/>
+        <w:rPr>
+          <w:sz w:val="22"/>
+          <w:szCs w:val="22"/>
+        </w:rPr>
+      </w:pPr>
+      <w:r>
+        <w:rPr>
+          <w:sz w:val="22"/>
+          <w:szCs w:val="22"/>
           <w:rtl/>
         </w:rPr>
-        <w:t>تتكون خطة إطلاق المبادرة من 3 مراحل رئيسية تضمن النزاهة والحوكمة</w:t>
-      </w:r>
-      <w:r>
+        <w:t xml:space="preserve">تتكون خطة إطلاق المبادرة من 3 </w:t>
+      </w:r>
+      <w:r>
+        <w:rPr>
+          <w:rFonts w:hint="cs"/>
+          <w:sz w:val="22"/>
+          <w:szCs w:val="22"/>
+          <w:rtl/>
+        </w:rPr>
+        <w:t xml:space="preserve">مسارات </w:t>
+      </w:r>
+      <w:r>
+        <w:rPr>
+          <w:sz w:val="22"/>
+          <w:szCs w:val="22"/>
+          <w:rtl/>
+        </w:rPr>
+        <w:t>رئيسية تضمن النزاهة والحوكمة</w:t>
+      </w:r>
+      <w:r>
+        <w:rPr>
+          <w:sz w:val="22"/>
+          <w:szCs w:val="22"/>
+        </w:rPr>
         <w:t>:</w:t>
       </w:r>
     </w:p>
     <w:p>
       <w:pPr>
         <w:bidi/>
-      </w:pPr>
-      <w:r>
-        <w:rPr>
+        <w:spacing w:line="240" w:lineRule="auto"/>
+        <w:rPr>
+          <w:sz w:val="22"/>
+          <w:szCs w:val="22"/>
+        </w:rPr>
+      </w:pPr>
+      <w:r>
+        <w:rPr>
+          <w:rFonts w:hint="cs"/>
+          <w:sz w:val="22"/>
+          <w:szCs w:val="22"/>
           <w:rtl/>
         </w:rPr>
-        <w:t xml:space="preserve">مرحلة التمهيد والإطلاق (ورش تعريفية + فتح المنصة + فحص الأهلية)   </w:t>
+        <w:t xml:space="preserve">1 - </w:t>
+      </w:r>
+      <w:r>
+        <w:rPr>
+          <w:sz w:val="22"/>
+          <w:szCs w:val="22"/>
+          <w:rtl/>
+        </w:rPr>
+        <w:t xml:space="preserve">التمهيد والإطلاق (ورش تعريفية + </w:t>
+      </w:r>
+      <w:r>
+        <w:rPr>
+          <w:rFonts w:hint="cs"/>
+          <w:sz w:val="22"/>
+          <w:szCs w:val="22"/>
+          <w:rtl/>
+        </w:rPr>
+        <w:t>إطلاق</w:t>
+      </w:r>
+      <w:r>
+        <w:rPr>
+          <w:sz w:val="22"/>
+          <w:szCs w:val="22"/>
+          <w:rtl/>
+        </w:rPr>
+        <w:t xml:space="preserve"> المنصة + </w:t>
+      </w:r>
+      <w:r>
+        <w:rPr>
+          <w:rFonts w:hint="cs"/>
+          <w:sz w:val="22"/>
+          <w:szCs w:val="22"/>
+          <w:rtl/>
+        </w:rPr>
+        <w:t>حفل الإطلاق</w:t>
+      </w:r>
+      <w:r>
+        <w:rPr>
+          <w:sz w:val="22"/>
+          <w:szCs w:val="22"/>
+          <w:rtl/>
+        </w:rPr>
+        <w:t xml:space="preserve">)   </w:t>
       </w:r>
     </w:p>
     <w:p>
       <w:pPr>
         <w:bidi/>
-      </w:pPr>
-      <w:r>
-        <w:rPr>
+        <w:spacing w:line="240" w:lineRule="auto"/>
+        <w:rPr>
+          <w:sz w:val="22"/>
+          <w:szCs w:val="22"/>
+        </w:rPr>
+      </w:pPr>
+      <w:r>
+        <w:rPr>
+          <w:rFonts w:hint="cs"/>
+          <w:sz w:val="22"/>
+          <w:szCs w:val="22"/>
           <w:rtl/>
         </w:rPr>
-        <w:t xml:space="preserve">مرحلة التحكيم والتحقق (لجان مستقلة + زيارات ميدانية + </w:t>
+        <w:t xml:space="preserve">2 - </w:t>
+      </w:r>
+      <w:r>
+        <w:rPr>
+          <w:sz w:val="22"/>
+          <w:szCs w:val="22"/>
+          <w:rtl/>
+        </w:rPr>
+        <w:t xml:space="preserve">التحكيم والتحقق (لجان مستقلة + زيارات ميدانية + </w:t>
       </w:r>
       <w:r>
         <w:rPr>
           <w:rFonts w:hint="cs"/>
+          <w:sz w:val="22"/>
+          <w:szCs w:val="22"/>
           <w:rtl/>
         </w:rPr>
         <w:t xml:space="preserve">تصويت) </w:t>
@@ -453,27 +813,108 @@
     <w:p>
       <w:pPr>
         <w:bidi/>
-        <w:rPr>
+        <w:spacing w:line="240" w:lineRule="auto"/>
+        <w:rPr>
+          <w:sz w:val="22"/>
+          <w:szCs w:val="22"/>
           <w:rtl/>
         </w:rPr>
       </w:pPr>
       <w:r>
         <w:rPr>
+          <w:rFonts w:hint="cs"/>
+          <w:sz w:val="22"/>
+          <w:szCs w:val="22"/>
           <w:rtl/>
         </w:rPr>
-        <w:t>أسبوع الجائزة (الموسم الثقافي: معرض + ورش + العروض + الحفل الختامي)</w:t>
+        <w:t xml:space="preserve">3 - </w:t>
+      </w:r>
+      <w:r>
+        <w:rPr>
+          <w:sz w:val="22"/>
+          <w:szCs w:val="22"/>
+          <w:rtl/>
+        </w:rPr>
+        <w:t>أسبوع الجائزة (</w:t>
+      </w:r>
+      <w:r>
+        <w:rPr>
+          <w:rFonts w:hint="cs"/>
+          <w:sz w:val="22"/>
+          <w:szCs w:val="22"/>
+          <w:rtl/>
+        </w:rPr>
+        <w:t xml:space="preserve">معارض </w:t>
+      </w:r>
+      <w:proofErr w:type="gramStart"/>
+      <w:r>
+        <w:rPr>
+          <w:rFonts w:hint="cs"/>
+          <w:sz w:val="22"/>
+          <w:szCs w:val="22"/>
+          <w:rtl/>
+        </w:rPr>
+        <w:t xml:space="preserve">فنية </w:t>
+      </w:r>
+      <w:r>
+        <w:rPr>
+          <w:sz w:val="22"/>
+          <w:szCs w:val="22"/>
+          <w:rtl/>
+        </w:rPr>
+        <w:t xml:space="preserve"> +</w:t>
+      </w:r>
+      <w:proofErr w:type="gramEnd"/>
+      <w:r>
+        <w:rPr>
+          <w:sz w:val="22"/>
+          <w:szCs w:val="22"/>
+          <w:rtl/>
+        </w:rPr>
+        <w:t xml:space="preserve"> </w:t>
+      </w:r>
+      <w:proofErr w:type="gramStart"/>
+      <w:r>
+        <w:rPr>
+          <w:sz w:val="22"/>
+          <w:szCs w:val="22"/>
+          <w:rtl/>
+        </w:rPr>
+        <w:t xml:space="preserve">ورش </w:t>
+      </w:r>
+      <w:r>
+        <w:rPr>
+          <w:rFonts w:hint="cs"/>
+          <w:sz w:val="22"/>
+          <w:szCs w:val="22"/>
+          <w:rtl/>
+        </w:rPr>
+        <w:t xml:space="preserve"> عمل</w:t>
+      </w:r>
+      <w:proofErr w:type="gramEnd"/>
+      <w:r>
+        <w:rPr>
+          <w:sz w:val="22"/>
+          <w:szCs w:val="22"/>
+          <w:rtl/>
+        </w:rPr>
+        <w:t>+ العروض + الحفل الختامي)</w:t>
       </w:r>
     </w:p>
     <w:p>
       <w:pPr>
-        <w:pStyle w:val="2"/>
-        <w:rPr>
+        <w:pStyle w:val="Heading2"/>
+        <w:rPr>
+          <w:sz w:val="28"/>
+          <w:szCs w:val="28"/>
           <w:rtl/>
         </w:rPr>
       </w:pPr>
       <w:r>
         <w:rPr>
           <w:rFonts w:hint="cs"/>
+          <w:sz w:val="28"/>
+          <w:szCs w:val="28"/>
           <w:rtl/>
         </w:rPr>
         <w:t>ثالثاً: مراحل الجائزة</w:t>
@@ -482,21 +923,25 @@
     <w:p>
       <w:pPr>
         <w:bidi/>
-      </w:pPr>
-      <w:r>
+        <w:spacing w:line="240" w:lineRule="auto"/>
         <w:rPr>
           <w:b/>
           <w:bCs/>
+          <w:sz w:val="22"/>
+          <w:szCs w:val="22"/>
           <w:rtl/>
         </w:rPr>
-        <w:t>مرحلة الإطلاق والدعم الفني</w:t>
-      </w:r>
-      <w:r>
-        <w:rPr>
+      </w:pPr>
+      <w:r>
+        <w:rPr>
+          <w:rFonts w:hint="cs"/>
           <w:b/>
           <w:bCs/>
-        </w:rPr>
-        <w:t>:</w:t>
+          <w:sz w:val="22"/>
+          <w:szCs w:val="22"/>
+          <w:rtl/>
+        </w:rPr>
+        <w:t>1 - مرحلة الإعداد:</w:t>
       </w:r>
     </w:p>
     <w:p>
@@ -506,24 +951,46 @@
           <w:numId w:val="40"/>
         </w:numPr>
         <w:bidi/>
-      </w:pPr>
-      <w:r>
-        <w:rPr>
+        <w:spacing w:line="240" w:lineRule="auto"/>
+        <w:rPr>
+          <w:sz w:val="22"/>
+          <w:szCs w:val="22"/>
+        </w:rPr>
+      </w:pPr>
+      <w:r>
+        <w:rPr>
+          <w:rFonts w:hint="cs"/>
+          <w:sz w:val="22"/>
+          <w:szCs w:val="22"/>
           <w:rtl/>
         </w:rPr>
-        <w:t>إطلاق البوابة الإلكترونية</w:t>
-      </w:r>
-      <w:r>
-        <w:t xml:space="preserve">: </w:t>
-      </w:r>
-      <w:r>
-        <w:rPr>
+        <w:t>لقاءات تشاورية</w:t>
+      </w:r>
+      <w:r>
+        <w:rPr>
+          <w:rFonts w:hint="cs"/>
+          <w:sz w:val="22"/>
+          <w:szCs w:val="22"/>
           <w:rtl/>
         </w:rPr>
-        <w:t>استقبال ملفات الترشيح وتدقيق مطابقتها للشروط الفنية والقانونية</w:t>
-      </w:r>
-      <w:r>
-        <w:t>.</w:t>
+        <w:t xml:space="preserve">: مؤسسات رسمية </w:t>
+      </w:r>
+      <w:r>
+        <w:rPr>
+          <w:sz w:val="22"/>
+          <w:szCs w:val="22"/>
+          <w:rtl/>
+        </w:rPr>
+        <w:t>–</w:t>
+      </w:r>
+      <w:r>
+        <w:rPr>
+          <w:rFonts w:hint="cs"/>
+          <w:sz w:val="22"/>
+          <w:szCs w:val="22"/>
+          <w:rtl/>
+        </w:rPr>
+        <w:t xml:space="preserve"> منظمات مجتمع مدني</w:t>
       </w:r>
     </w:p>
     <w:p>
@@ -533,44 +1000,29 @@
           <w:numId w:val="40"/>
         </w:numPr>
         <w:bidi/>
-      </w:pPr>
-      <w:r>
-        <w:rPr>
+        <w:spacing w:line="240" w:lineRule="auto"/>
+        <w:rPr>
+          <w:sz w:val="22"/>
+          <w:szCs w:val="22"/>
+        </w:rPr>
+      </w:pPr>
+      <w:r>
+        <w:rPr>
+          <w:rFonts w:hint="cs"/>
+          <w:sz w:val="22"/>
+          <w:szCs w:val="22"/>
           <w:rtl/>
         </w:rPr>
-        <w:t>الجلسات التعريفية</w:t>
-      </w:r>
-      <w:r>
-        <w:t xml:space="preserve">: </w:t>
-      </w:r>
-      <w:r>
-        <w:rPr>
+        <w:t>التخطيط للجائزة</w:t>
+      </w:r>
+      <w:r>
+        <w:rPr>
+          <w:rFonts w:hint="cs"/>
+          <w:sz w:val="22"/>
+          <w:szCs w:val="22"/>
           <w:rtl/>
         </w:rPr>
-        <w:t>إقامة ورش عمل أسبوعية لدعم المتقدمين والمبادرات المغمورة في فهم معايير الجائزة وتجهيز الأدلة</w:t>
-      </w:r>
-      <w:r>
-        <w:t>.</w:t>
-      </w:r>
-    </w:p>
-    <w:p>
-      <w:pPr>
-        <w:bidi/>
-      </w:pPr>
-      <w:r>
-        <w:rPr>
-          <w:b/>
-          <w:bCs/>
-          <w:rtl/>
-        </w:rPr>
-        <w:t>مرحلة التقييم والحوكمة</w:t>
-      </w:r>
-      <w:r>
-        <w:rPr>
-          <w:b/>
-          <w:bCs/>
-        </w:rPr>
-        <w:t>:</w:t>
+        <w:t xml:space="preserve">: إعداد الوثائق </w:t>
       </w:r>
     </w:p>
     <w:p>
@@ -580,24 +1032,61 @@
           <w:numId w:val="40"/>
         </w:numPr>
         <w:bidi/>
-      </w:pPr>
-      <w:r>
-        <w:rPr>
+        <w:spacing w:line="240" w:lineRule="auto"/>
+        <w:rPr>
+          <w:sz w:val="22"/>
+          <w:szCs w:val="22"/>
           <w:rtl/>
         </w:rPr>
-        <w:t>التحكيم المستقل</w:t>
-      </w:r>
-      <w:r>
-        <w:t xml:space="preserve">: </w:t>
-      </w:r>
-      <w:r>
-        <w:rPr>
+      </w:pPr>
+      <w:r>
+        <w:rPr>
+          <w:rFonts w:hint="cs"/>
+          <w:sz w:val="22"/>
+          <w:szCs w:val="22"/>
           <w:rtl/>
         </w:rPr>
-        <w:t>تقييم الملفات عبر لجان تحكيم تخصصية مستقلة تضمن عدم تضارب المصالح</w:t>
-      </w:r>
-      <w:r>
-        <w:t>.</w:t>
+        <w:t>إعداد المنصة</w:t>
+      </w:r>
+    </w:p>
+    <w:p>
+      <w:pPr>
+        <w:bidi/>
+        <w:spacing w:line="240" w:lineRule="auto"/>
+        <w:rPr>
+          <w:sz w:val="22"/>
+          <w:szCs w:val="22"/>
+        </w:rPr>
+      </w:pPr>
+      <w:r>
+        <w:rPr>
+          <w:rFonts w:hint="cs"/>
+          <w:b/>
+          <w:bCs/>
+          <w:sz w:val="22"/>
+          <w:szCs w:val="22"/>
+          <w:rtl/>
+        </w:rPr>
+        <w:t xml:space="preserve">2 - </w:t>
+      </w:r>
+      <w:r>
+        <w:rPr>
+          <w:b/>
+          <w:bCs/>
+          <w:sz w:val="22"/>
+          <w:szCs w:val="22"/>
+          <w:rtl/>
+        </w:rPr>
+        <w:t>مرحلة الإطلاق والدعم الفني</w:t>
+      </w:r>
+      <w:r>
+        <w:rPr>
+          <w:b/>
+          <w:bCs/>
+          <w:sz w:val="22"/>
+          <w:szCs w:val="22"/>
+        </w:rPr>
+        <w:t>:</w:t>
       </w:r>
     </w:p>
     <w:p>
@@ -607,23 +1096,40 @@
           <w:numId w:val="40"/>
         </w:numPr>
         <w:bidi/>
-      </w:pPr>
-      <w:r>
-        <w:rPr>
+        <w:spacing w:line="240" w:lineRule="auto"/>
+        <w:rPr>
+          <w:sz w:val="22"/>
+          <w:szCs w:val="22"/>
+        </w:rPr>
+      </w:pPr>
+      <w:r>
+        <w:rPr>
+          <w:sz w:val="22"/>
+          <w:szCs w:val="22"/>
           <w:rtl/>
         </w:rPr>
-        <w:t>التحقق الميداني والعناية الواجبة</w:t>
-      </w:r>
-      <w:r>
+        <w:t>إطلاق البوابة الإلكترونية</w:t>
+      </w:r>
+      <w:r>
+        <w:rPr>
+          <w:sz w:val="22"/>
+          <w:szCs w:val="22"/>
+        </w:rPr>
         <w:t xml:space="preserve">: </w:t>
       </w:r>
       <w:r>
         <w:rPr>
+          <w:sz w:val="22"/>
+          <w:szCs w:val="22"/>
           <w:rtl/>
         </w:rPr>
-        <w:t>زيارات ميدانية من فريق المتابعة والتحقق للتأكد من مصداقية الأثر في الميدان</w:t>
-      </w:r>
-      <w:r>
+        <w:t>استقبال ملفات الترشيح وتدقيق مطابقتها للشروط الفنية والقانونية</w:t>
+      </w:r>
+      <w:r>
+        <w:rPr>
+          <w:sz w:val="22"/>
+          <w:szCs w:val="22"/>
+        </w:rPr>
         <w:t>.</w:t>
       </w:r>
     </w:p>
@@ -634,42 +1140,101 @@
           <w:numId w:val="40"/>
         </w:numPr>
         <w:bidi/>
-      </w:pPr>
-      <w:r>
-        <w:rPr>
+        <w:spacing w:line="240" w:lineRule="auto"/>
+        <w:rPr>
+          <w:sz w:val="22"/>
+          <w:szCs w:val="22"/>
+        </w:rPr>
+      </w:pPr>
+      <w:r>
+        <w:rPr>
+          <w:sz w:val="22"/>
+          <w:szCs w:val="22"/>
           <w:rtl/>
         </w:rPr>
-        <w:t>منصة التصويت الإلكتروني</w:t>
-      </w:r>
-      <w:r>
+        <w:t>الجلسات التعريفية</w:t>
+      </w:r>
+      <w:r>
+        <w:rPr>
+          <w:sz w:val="22"/>
+          <w:szCs w:val="22"/>
+        </w:rPr>
         <w:t xml:space="preserve">: </w:t>
       </w:r>
       <w:r>
         <w:rPr>
+          <w:sz w:val="22"/>
+          <w:szCs w:val="22"/>
           <w:rtl/>
         </w:rPr>
-        <w:t>إتاحة خيار "جائزة الجمهور" لتعزيز المشاركة المجتمعية</w:t>
-      </w:r>
-      <w:r>
+        <w:t xml:space="preserve">إقامة ورش عمل </w:t>
+      </w:r>
+      <w:r>
+        <w:rPr>
+          <w:rFonts w:hint="cs"/>
+          <w:sz w:val="22"/>
+          <w:szCs w:val="22"/>
+          <w:rtl/>
+        </w:rPr>
+        <w:t>دورية</w:t>
+      </w:r>
+      <w:r>
+        <w:rPr>
+          <w:sz w:val="22"/>
+          <w:szCs w:val="22"/>
+        </w:rPr>
         <w:t>.</w:t>
       </w:r>
     </w:p>
     <w:p>
       <w:pPr>
         <w:bidi/>
-      </w:pPr>
-      <w:r>
-        <w:rPr>
+        <w:spacing w:line="240" w:lineRule="auto"/>
+        <w:rPr>
+          <w:sz w:val="22"/>
+          <w:szCs w:val="22"/>
+        </w:rPr>
+      </w:pPr>
+      <w:proofErr w:type="gramStart"/>
+      <w:r>
+        <w:rPr>
+          <w:rFonts w:hint="cs"/>
           <w:b/>
           <w:bCs/>
+          <w:sz w:val="22"/>
+          <w:szCs w:val="22"/>
           <w:rtl/>
         </w:rPr>
-        <w:t>مرحلة الموسم الثقافي والتمكين (أسبوع الجائزة)</w:t>
-      </w:r>
-      <w:r>
-        <w:rPr>
+        <w:t>3  -</w:t>
+      </w:r>
+      <w:proofErr w:type="gramEnd"/>
+      <w:r>
+        <w:rPr>
+          <w:rFonts w:hint="cs"/>
           <w:b/>
           <w:bCs/>
+          <w:sz w:val="22"/>
+          <w:szCs w:val="22"/>
+          <w:rtl/>
+        </w:rPr>
+        <w:t xml:space="preserve"> </w:t>
+      </w:r>
+      <w:r>
+        <w:rPr>
+          <w:b/>
+          <w:bCs/>
+          <w:sz w:val="22"/>
+          <w:szCs w:val="22"/>
+          <w:rtl/>
+        </w:rPr>
+        <w:t>مرحلة التقييم والحوكمة</w:t>
+      </w:r>
+      <w:r>
+        <w:rPr>
+          <w:b/>
+          <w:bCs/>
+          <w:sz w:val="22"/>
+          <w:szCs w:val="22"/>
         </w:rPr>
         <w:t>:</w:t>
       </w:r>
@@ -681,25 +1246,227 @@
           <w:numId w:val="40"/>
         </w:numPr>
         <w:bidi/>
-        <w:rPr>
+        <w:spacing w:line="240" w:lineRule="auto"/>
+        <w:rPr>
+          <w:sz w:val="22"/>
+          <w:szCs w:val="22"/>
+        </w:rPr>
+      </w:pPr>
+      <w:r>
+        <w:rPr>
+          <w:sz w:val="22"/>
+          <w:szCs w:val="22"/>
           <w:rtl/>
         </w:rPr>
-      </w:pPr>
-      <w:r>
-        <w:rPr>
+        <w:t>التحكيم المستقل</w:t>
+      </w:r>
+      <w:r>
+        <w:rPr>
+          <w:sz w:val="22"/>
+          <w:szCs w:val="22"/>
+        </w:rPr>
+        <w:t xml:space="preserve">: </w:t>
+      </w:r>
+      <w:r>
+        <w:rPr>
+          <w:sz w:val="22"/>
+          <w:szCs w:val="22"/>
           <w:rtl/>
         </w:rPr>
+        <w:t>تقييم الملفات عبر لجان تحكيم تخصصية مستقلة تضمن عدم تضارب المصالح</w:t>
+      </w:r>
+      <w:r>
+        <w:rPr>
+          <w:sz w:val="22"/>
+          <w:szCs w:val="22"/>
+        </w:rPr>
+        <w:t>.</w:t>
+      </w:r>
+    </w:p>
+    <w:p>
+      <w:pPr>
+        <w:numPr>
+          <w:ilvl w:val="1"/>
+          <w:numId w:val="40"/>
+        </w:numPr>
+        <w:bidi/>
+        <w:spacing w:line="240" w:lineRule="auto"/>
+        <w:rPr>
+          <w:sz w:val="22"/>
+          <w:szCs w:val="22"/>
+        </w:rPr>
+      </w:pPr>
+      <w:r>
+        <w:rPr>
+          <w:sz w:val="22"/>
+          <w:szCs w:val="22"/>
+          <w:rtl/>
+        </w:rPr>
+        <w:t>التحقق الميداني</w:t>
+      </w:r>
+      <w:r>
+        <w:rPr>
+          <w:sz w:val="22"/>
+          <w:szCs w:val="22"/>
+        </w:rPr>
+        <w:t xml:space="preserve">: </w:t>
+      </w:r>
+      <w:r>
+        <w:rPr>
+          <w:sz w:val="22"/>
+          <w:szCs w:val="22"/>
+          <w:rtl/>
+        </w:rPr>
+        <w:t>زيارات ميدانية من فريق المتابعة والتحقق للتأكد من مصداقية الأثر في الميدان</w:t>
+      </w:r>
+      <w:r>
+        <w:rPr>
+          <w:sz w:val="22"/>
+          <w:szCs w:val="22"/>
+        </w:rPr>
+        <w:t>.</w:t>
+      </w:r>
+    </w:p>
+    <w:p>
+      <w:pPr>
+        <w:numPr>
+          <w:ilvl w:val="1"/>
+          <w:numId w:val="40"/>
+        </w:numPr>
+        <w:bidi/>
+        <w:spacing w:line="240" w:lineRule="auto"/>
+        <w:rPr>
+          <w:sz w:val="22"/>
+          <w:szCs w:val="22"/>
+        </w:rPr>
+      </w:pPr>
+      <w:r>
+        <w:rPr>
+          <w:sz w:val="22"/>
+          <w:szCs w:val="22"/>
+          <w:rtl/>
+        </w:rPr>
+        <w:t>منصة التصويت الإلكتروني</w:t>
+      </w:r>
+      <w:r>
+        <w:rPr>
+          <w:sz w:val="22"/>
+          <w:szCs w:val="22"/>
+        </w:rPr>
+        <w:t xml:space="preserve">: </w:t>
+      </w:r>
+      <w:r>
+        <w:rPr>
+          <w:sz w:val="22"/>
+          <w:szCs w:val="22"/>
+          <w:rtl/>
+        </w:rPr>
+        <w:t>إتاحة خيار "جائزة الجمهور" لتعزيز المشاركة المجتمعية</w:t>
+      </w:r>
+      <w:r>
+        <w:rPr>
+          <w:sz w:val="22"/>
+          <w:szCs w:val="22"/>
+        </w:rPr>
+        <w:t>.</w:t>
+      </w:r>
+    </w:p>
+    <w:p>
+      <w:pPr>
+        <w:bidi/>
+        <w:spacing w:line="240" w:lineRule="auto"/>
+        <w:rPr>
+          <w:sz w:val="22"/>
+          <w:szCs w:val="22"/>
+        </w:rPr>
+      </w:pPr>
+      <w:r>
+        <w:rPr>
+          <w:rFonts w:hint="cs"/>
+          <w:b/>
+          <w:bCs/>
+          <w:sz w:val="22"/>
+          <w:szCs w:val="22"/>
+          <w:rtl/>
+        </w:rPr>
+        <w:t xml:space="preserve">4 - </w:t>
+      </w:r>
+      <w:r>
+        <w:rPr>
+          <w:b/>
+          <w:bCs/>
+          <w:sz w:val="22"/>
+          <w:szCs w:val="22"/>
+          <w:rtl/>
+        </w:rPr>
+        <w:t xml:space="preserve">مرحلة </w:t>
+      </w:r>
+      <w:r>
+        <w:rPr>
+          <w:rFonts w:hint="cs"/>
+          <w:b/>
+          <w:bCs/>
+          <w:sz w:val="22"/>
+          <w:szCs w:val="22"/>
+          <w:rtl/>
+        </w:rPr>
+        <w:t>أسبوع</w:t>
+      </w:r>
+      <w:r>
+        <w:rPr>
+          <w:b/>
+          <w:bCs/>
+          <w:sz w:val="22"/>
+          <w:szCs w:val="22"/>
+          <w:rtl/>
+        </w:rPr>
+        <w:t xml:space="preserve"> الجائزة</w:t>
+      </w:r>
+      <w:r>
+        <w:rPr>
+          <w:b/>
+          <w:bCs/>
+          <w:sz w:val="22"/>
+          <w:szCs w:val="22"/>
+        </w:rPr>
+        <w:t>:</w:t>
+      </w:r>
+    </w:p>
+    <w:p>
+      <w:pPr>
+        <w:numPr>
+          <w:ilvl w:val="1"/>
+          <w:numId w:val="40"/>
+        </w:numPr>
+        <w:bidi/>
+        <w:spacing w:line="240" w:lineRule="auto"/>
+        <w:rPr>
+          <w:sz w:val="22"/>
+          <w:szCs w:val="22"/>
+          <w:rtl/>
+        </w:rPr>
+      </w:pPr>
+      <w:r>
+        <w:rPr>
+          <w:sz w:val="22"/>
+          <w:szCs w:val="22"/>
+          <w:rtl/>
+        </w:rPr>
         <w:t xml:space="preserve">إقامة الفعاليات </w:t>
       </w:r>
       <w:r>
         <w:rPr>
           <w:rFonts w:hint="cs"/>
+          <w:sz w:val="22"/>
+          <w:szCs w:val="22"/>
           <w:rtl/>
         </w:rPr>
         <w:t>التفاعلية</w:t>
       </w:r>
       <w:r>
         <w:rPr>
+          <w:sz w:val="22"/>
+          <w:szCs w:val="22"/>
           <w:rtl/>
         </w:rPr>
         <w:t xml:space="preserve"> وإعلان الفائزين والتكريم المالي والتطويري</w:t>
@@ -707,6 +1474,8 @@
       <w:r>
         <w:rPr>
           <w:rFonts w:hint="cs"/>
+          <w:sz w:val="22"/>
+          <w:szCs w:val="22"/>
           <w:rtl/>
         </w:rPr>
         <w:t xml:space="preserve"> بفعالية مميزة</w:t>
@@ -779,7 +1548,7 @@
 <w:hdr xmlns:wpc="http://schemas.microsoft.com/office/word/2010/wordprocessingCanvas" xmlns:cx="http://schemas.microsoft.com/office/drawing/2014/chartex" xmlns:cx1="http://schemas.microsoft.com/office/drawing/2015/9/8/chartex" xmlns:cx2="http://schemas.microsoft.com/office/drawing/2015/10/21/chartex" xmlns:cx3="http://schemas.microsoft.com/office/drawing/2016/5/9/chartex" xmlns:cx4="http://schemas.microsoft.com/office/drawing/2016/5/10/chartex" xmlns:cx5="http://schemas.microsoft.com/office/drawing/2016/5/11/chartex" xmlns:cx6="http://schemas.microsoft.com/office/drawing/2016/5/12/chartex" xmlns:cx7="http://schemas.microsoft.com/office/drawing/2016/5/13/chartex" xmlns:cx8="http://schemas.microsoft.com/office/drawing/2016/5/14/chartex" xmlns:mc="http://schemas.openxmlformats.org/markup-compatibility/2006" xmlns:aink="http://schemas.microsoft.com/office/drawing/2016/ink" xmlns:am3d="http://schemas.microsoft.com/office/drawing/2017/model3d" xmlns:o="urn:schemas-microsoft-com:office:office" xmlns:oel="http://schemas.microsoft.com/office/2019/extlst" xmlns:r="http://schemas.openxmlformats.org/officeDocument/2006/relationships" xmlns:m="http://schemas.openxmlformats.org/officeDocument/2006/math" xmlns:v="urn:schemas-microsoft-com:vml" xmlns:wp14="http://schemas.microsoft.com/office/word/2010/wordprocessingDrawing" xmlns:wp="http://schemas.openxmlformats.org/drawingml/2006/wordprocessingDrawing" xmlns:w10="urn:schemas-microsoft-com:office:word" xmlns:w="http://schemas.openxmlformats.org/wordprocessingml/2006/main" xmlns:w14="http://schemas.microsoft.com/office/word/2010/wordml" xmlns:w15="http://schemas.microsoft.com/office/word/2012/wordml" xmlns:w16cex="http://schemas.microsoft.com/office/word/2018/wordml/cex" xmlns:w16cid="http://schemas.microsoft.com/office/word/2016/wordml/cid" xmlns:w16="http://schemas.microsoft.com/office/word/2018/wordml" xmlns:w16du="http://schemas.microsoft.com/office/word/2023/wordml/word16du" xmlns:w16sdtdh="http://schemas.microsoft.com/office/word/2020/wordml/sdtdatahash" xmlns:w16sdtfl="http://schemas.microsoft.com/office/word/2024/wordml/sdtformatlock" xmlns:w16se="http://schemas.microsoft.com/office/word/2015/wordml/symex" xmlns:wpg="http://schemas.microsoft.com/office/word/2010/wordprocessingGroup" xmlns:wpi="http://schemas.microsoft.com/office/word/2010/wordprocessingInk" xmlns:wne="http://schemas.microsoft.com/office/word/2006/wordml" xmlns:wps="http://schemas.microsoft.com/office/word/2010/wordprocessingShape" mc:Ignorable="w14 w15 w16se w16cid w16 w16cex w16sdtdh w16sdtfl w16du wp14">
   <w:p>
     <w:pPr>
-      <w:pStyle w:val="aa"/>
+      <w:pStyle w:val="Header"/>
     </w:pPr>
     <w:r>
       <w:rPr>
@@ -797,7 +1566,7 @@
           <wp:extent cx="7528334" cy="11129210"/>
           <wp:effectExtent l="0" t="0" r="0" b="0"/>
           <wp:wrapNone/>
-          <wp:docPr id="1477534613" name="صورة 1" descr="A white background with a logo&#10;&#10;AI-generated content may be incorrect."/>
+          <wp:docPr id="2007103573" name="صورة 1" descr="A white background with a logo&#10;&#10;AI-generated content may be incorrect."/>
           <wp:cNvGraphicFramePr>
             <a:graphicFrameLocks xmlns:a="http://schemas.openxmlformats.org/drawingml/2006/main" noChangeAspect="1"/>
           </wp:cNvGraphicFramePr>
@@ -855,7 +1624,7 @@
 <w:hdr xmlns:wpc="http://schemas.microsoft.com/office/word/2010/wordprocessingCanvas" xmlns:cx="http://schemas.microsoft.com/office/drawing/2014/chartex" xmlns:cx1="http://schemas.microsoft.com/office/drawing/2015/9/8/chartex" xmlns:cx2="http://schemas.microsoft.com/office/drawing/2015/10/21/chartex" xmlns:cx3="http://schemas.microsoft.com/office/drawing/2016/5/9/chartex" xmlns:cx4="http://schemas.microsoft.com/office/drawing/2016/5/10/chartex" xmlns:cx5="http://schemas.microsoft.com/office/drawing/2016/5/11/chartex" xmlns:cx6="http://schemas.microsoft.com/office/drawing/2016/5/12/chartex" xmlns:cx7="http://schemas.microsoft.com/office/drawing/2016/5/13/chartex" xmlns:cx8="http://schemas.microsoft.com/office/drawing/2016/5/14/chartex" xmlns:mc="http://schemas.openxmlformats.org/markup-compatibility/2006" xmlns:aink="http://schemas.microsoft.com/office/drawing/2016/ink" xmlns:am3d="http://schemas.microsoft.com/office/drawing/2017/model3d" xmlns:o="urn:schemas-microsoft-com:office:office" xmlns:oel="http://schemas.microsoft.com/office/2019/extlst" xmlns:r="http://schemas.openxmlformats.org/officeDocument/2006/relationships" xmlns:m="http://schemas.openxmlformats.org/officeDocument/2006/math" xmlns:v="urn:schemas-microsoft-com:vml" xmlns:wp14="http://schemas.microsoft.com/office/word/2010/wordprocessingDrawing" xmlns:wp="http://schemas.openxmlformats.org/drawingml/2006/wordprocessingDrawing" xmlns:w10="urn:schemas-microsoft-com:office:word" xmlns:w="http://schemas.openxmlformats.org/wordprocessingml/2006/main" xmlns:w14="http://schemas.microsoft.com/office/word/2010/wordml" xmlns:w15="http://schemas.microsoft.com/office/word/2012/wordml" xmlns:w16cex="http://schemas.microsoft.com/office/word/2018/wordml/cex" xmlns:w16cid="http://schemas.microsoft.com/office/word/2016/wordml/cid" xmlns:w16="http://schemas.microsoft.com/office/word/2018/wordml" xmlns:w16du="http://schemas.microsoft.com/office/word/2023/wordml/word16du" xmlns:w16sdtdh="http://schemas.microsoft.com/office/word/2020/wordml/sdtdatahash" xmlns:w16sdtfl="http://schemas.microsoft.com/office/word/2024/wordml/sdtformatlock" xmlns:w16se="http://schemas.microsoft.com/office/word/2015/wordml/symex" xmlns:wpg="http://schemas.microsoft.com/office/word/2010/wordprocessingGroup" xmlns:wpi="http://schemas.microsoft.com/office/word/2010/wordprocessingInk" xmlns:wne="http://schemas.microsoft.com/office/word/2006/wordml" xmlns:wps="http://schemas.microsoft.com/office/word/2010/wordprocessingShape" mc:Ignorable="w14 w15 w16se w16cid w16 w16cex w16sdtdh w16sdtfl w16du wp14">
   <w:p>
     <w:pPr>
-      <w:pStyle w:val="aa"/>
+      <w:pStyle w:val="Header"/>
     </w:pPr>
     <w:r>
       <w:rPr>
@@ -873,7 +1642,7 @@
           <wp:extent cx="7528587" cy="10649308"/>
           <wp:effectExtent l="0" t="0" r="0" b="0"/>
           <wp:wrapNone/>
-          <wp:docPr id="1384985441" name="صورة 1" descr="A white background with a logo&#10;&#10;AI-generated content may be incorrect."/>
+          <wp:docPr id="1899299720" name="صورة 1" descr="A white background with a logo&#10;&#10;AI-generated content may be incorrect."/>
           <wp:cNvGraphicFramePr>
             <a:graphicFrameLocks xmlns:a="http://schemas.openxmlformats.org/drawingml/2006/main" noChangeAspect="1"/>
           </wp:cNvGraphicFramePr>
@@ -4737,6 +5506,119 @@
     </w:lvl>
   </w:abstractNum>
   <w:abstractNum w:abstractNumId="30" w15:restartNumberingAfterBreak="0">
+    <w:nsid w:val="50144A27"/>
+    <w:multiLevelType w:val="hybridMultilevel"/>
+    <w:tmpl w:val="38463A70"/>
+    <w:lvl w:ilvl="0" w:tplc="289AF14A">
+      <w:start w:val="1"/>
+      <w:numFmt w:val="bullet"/>
+      <w:lvlText w:val="-"/>
+      <w:lvlJc w:val="left"/>
+      <w:pPr>
+        <w:ind w:left="1800" w:hanging="360"/>
+      </w:pPr>
+      <w:rPr>
+        <w:rFonts w:ascii="Sakkal Majalla" w:eastAsia="Sakkal Majalla" w:hAnsi="Sakkal Majalla" w:cs="Sakkal Majalla" w:hint="default"/>
+      </w:rPr>
+    </w:lvl>
+    <w:lvl w:ilvl="1" w:tplc="04090003" w:tentative="1">
+      <w:start w:val="1"/>
+      <w:numFmt w:val="bullet"/>
+      <w:lvlText w:val="o"/>
+      <w:lvlJc w:val="left"/>
+      <w:pPr>
+        <w:ind w:left="2520" w:hanging="360"/>
+      </w:pPr>
+      <w:rPr>
+        <w:rFonts w:ascii="Courier New" w:hAnsi="Courier New" w:cs="Courier New" w:hint="default"/>
+      </w:rPr>
+    </w:lvl>
+    <w:lvl w:ilvl="2" w:tplc="04090005" w:tentative="1">
+      <w:start w:val="1"/>
+      <w:numFmt w:val="bullet"/>
+      <w:lvlText w:val=""/>
+      <w:lvlJc w:val="left"/>
+      <w:pPr>
+        <w:ind w:left="3240" w:hanging="360"/>
+      </w:pPr>
+      <w:rPr>
+        <w:rFonts w:ascii="Wingdings" w:hAnsi="Wingdings" w:hint="default"/>
+      </w:rPr>
+    </w:lvl>
+    <w:lvl w:ilvl="3" w:tplc="04090001" w:tentative="1">
+      <w:start w:val="1"/>
+      <w:numFmt w:val="bullet"/>
+      <w:lvlText w:val=""/>
+      <w:lvlJc w:val="left"/>
+      <w:pPr>
+        <w:ind w:left="3960" w:hanging="360"/>
+      </w:pPr>
+      <w:rPr>
+        <w:rFonts w:ascii="Symbol" w:hAnsi="Symbol" w:hint="default"/>
+      </w:rPr>
+    </w:lvl>
+    <w:lvl w:ilvl="4" w:tplc="04090003" w:tentative="1">
+      <w:start w:val="1"/>
+      <w:numFmt w:val="bullet"/>
+      <w:lvlText w:val="o"/>
+      <w:lvlJc w:val="left"/>
+      <w:pPr>
+        <w:ind w:left="4680" w:hanging="360"/>
+      </w:pPr>
+      <w:rPr>
+        <w:rFonts w:ascii="Courier New" w:hAnsi="Courier New" w:cs="Courier New" w:hint="default"/>
+      </w:rPr>
+    </w:lvl>
+    <w:lvl w:ilvl="5" w:tplc="04090005" w:tentative="1">
+      <w:start w:val="1"/>
+      <w:numFmt w:val="bullet"/>
+      <w:lvlText w:val=""/>
+      <w:lvlJc w:val="left"/>
+      <w:pPr>
+        <w:ind w:left="5400" w:hanging="360"/>
+      </w:pPr>
+      <w:rPr>
+        <w:rFonts w:ascii="Wingdings" w:hAnsi="Wingdings" w:hint="default"/>
+      </w:rPr>
+    </w:lvl>
+    <w:lvl w:ilvl="6" w:tplc="04090001" w:tentative="1">
+      <w:start w:val="1"/>
+      <w:numFmt w:val="bullet"/>
+      <w:lvlText w:val=""/>
+      <w:lvlJc w:val="left"/>
+      <w:pPr>
+        <w:ind w:left="6120" w:hanging="360"/>
+      </w:pPr>
+      <w:rPr>
+        <w:rFonts w:ascii="Symbol" w:hAnsi="Symbol" w:hint="default"/>
+      </w:rPr>
+    </w:lvl>
+    <w:lvl w:ilvl="7" w:tplc="04090003" w:tentative="1">
+      <w:start w:val="1"/>
+      <w:numFmt w:val="bullet"/>
+      <w:lvlText w:val="o"/>
+      <w:lvlJc w:val="left"/>
+      <w:pPr>
+        <w:ind w:left="6840" w:hanging="360"/>
+      </w:pPr>
+      <w:rPr>
+        <w:rFonts w:ascii="Courier New" w:hAnsi="Courier New" w:cs="Courier New" w:hint="default"/>
+      </w:rPr>
+    </w:lvl>
+    <w:lvl w:ilvl="8" w:tplc="04090005" w:tentative="1">
+      <w:start w:val="1"/>
+      <w:numFmt w:val="bullet"/>
+      <w:lvlText w:val=""/>
+      <w:lvlJc w:val="left"/>
+      <w:pPr>
+        <w:ind w:left="7560" w:hanging="360"/>
+      </w:pPr>
+      <w:rPr>
+        <w:rFonts w:ascii="Wingdings" w:hAnsi="Wingdings" w:hint="default"/>
+      </w:rPr>
+    </w:lvl>
+  </w:abstractNum>
+  <w:abstractNum w:abstractNumId="31" w15:restartNumberingAfterBreak="0">
     <w:nsid w:val="538E42B6"/>
     <w:multiLevelType w:val="hybridMultilevel"/>
     <w:tmpl w:val="C7B8937A"/>
@@ -4825,7 +5707,7 @@
       </w:pPr>
     </w:lvl>
   </w:abstractNum>
-  <w:abstractNum w:abstractNumId="31" w15:restartNumberingAfterBreak="0">
+  <w:abstractNum w:abstractNumId="32" w15:restartNumberingAfterBreak="0">
     <w:nsid w:val="57B74E88"/>
     <w:multiLevelType w:val="multilevel"/>
     <w:tmpl w:val="017C6260"/>
@@ -4974,7 +5856,7 @@
       </w:rPr>
     </w:lvl>
   </w:abstractNum>
-  <w:abstractNum w:abstractNumId="32" w15:restartNumberingAfterBreak="0">
+  <w:abstractNum w:abstractNumId="33" w15:restartNumberingAfterBreak="0">
     <w:nsid w:val="586E3BB3"/>
     <w:multiLevelType w:val="multilevel"/>
     <w:tmpl w:val="28DCD1B8"/>
@@ -5123,7 +6005,7 @@
       </w:rPr>
     </w:lvl>
   </w:abstractNum>
-  <w:abstractNum w:abstractNumId="33" w15:restartNumberingAfterBreak="0">
+  <w:abstractNum w:abstractNumId="34" w15:restartNumberingAfterBreak="0">
     <w:nsid w:val="5AA76F3E"/>
     <w:multiLevelType w:val="multilevel"/>
     <w:tmpl w:val="F5566910"/>
@@ -5272,7 +6154,7 @@
       </w:rPr>
     </w:lvl>
   </w:abstractNum>
-  <w:abstractNum w:abstractNumId="34" w15:restartNumberingAfterBreak="0">
+  <w:abstractNum w:abstractNumId="35" w15:restartNumberingAfterBreak="0">
     <w:nsid w:val="5FD124B1"/>
     <w:multiLevelType w:val="multilevel"/>
     <w:tmpl w:val="93F24AC0"/>
@@ -5389,7 +6271,7 @@
       </w:pPr>
     </w:lvl>
   </w:abstractNum>
-  <w:abstractNum w:abstractNumId="35" w15:restartNumberingAfterBreak="0">
+  <w:abstractNum w:abstractNumId="36" w15:restartNumberingAfterBreak="0">
     <w:nsid w:val="61AF44F0"/>
     <w:multiLevelType w:val="hybridMultilevel"/>
     <w:tmpl w:val="B73C202A"/>
@@ -5502,7 +6384,7 @@
       </w:rPr>
     </w:lvl>
   </w:abstractNum>
-  <w:abstractNum w:abstractNumId="36" w15:restartNumberingAfterBreak="0">
+  <w:abstractNum w:abstractNumId="37" w15:restartNumberingAfterBreak="0">
     <w:nsid w:val="61FC3BBB"/>
     <w:multiLevelType w:val="multilevel"/>
     <w:tmpl w:val="5B58ADD0"/>
@@ -5615,7 +6497,7 @@
       </w:pPr>
     </w:lvl>
   </w:abstractNum>
-  <w:abstractNum w:abstractNumId="37" w15:restartNumberingAfterBreak="0">
+  <w:abstractNum w:abstractNumId="38" w15:restartNumberingAfterBreak="0">
     <w:nsid w:val="62E414B8"/>
     <w:multiLevelType w:val="multilevel"/>
     <w:tmpl w:val="E4E26816"/>
@@ -5760,7 +6642,7 @@
       </w:rPr>
     </w:lvl>
   </w:abstractNum>
-  <w:abstractNum w:abstractNumId="38" w15:restartNumberingAfterBreak="0">
+  <w:abstractNum w:abstractNumId="39" w15:restartNumberingAfterBreak="0">
     <w:nsid w:val="667E4BBF"/>
     <w:multiLevelType w:val="hybridMultilevel"/>
     <w:tmpl w:val="48B4919C"/>
@@ -5849,7 +6731,7 @@
       </w:pPr>
     </w:lvl>
   </w:abstractNum>
-  <w:abstractNum w:abstractNumId="39" w15:restartNumberingAfterBreak="0">
+  <w:abstractNum w:abstractNumId="40" w15:restartNumberingAfterBreak="0">
     <w:nsid w:val="67211EE0"/>
     <w:multiLevelType w:val="hybridMultilevel"/>
     <w:tmpl w:val="51327916"/>
@@ -5962,7 +6844,7 @@
       </w:rPr>
     </w:lvl>
   </w:abstractNum>
-  <w:abstractNum w:abstractNumId="40" w15:restartNumberingAfterBreak="0">
+  <w:abstractNum w:abstractNumId="41" w15:restartNumberingAfterBreak="0">
     <w:nsid w:val="6C9274CB"/>
     <w:multiLevelType w:val="hybridMultilevel"/>
     <w:tmpl w:val="B6AC7792"/>
@@ -6075,7 +6957,120 @@
       </w:rPr>
     </w:lvl>
   </w:abstractNum>
-  <w:abstractNum w:abstractNumId="41" w15:restartNumberingAfterBreak="0">
+  <w:abstractNum w:abstractNumId="42" w15:restartNumberingAfterBreak="0">
+    <w:nsid w:val="744A7EDB"/>
+    <w:multiLevelType w:val="hybridMultilevel"/>
+    <w:tmpl w:val="FD589EC2"/>
+    <w:lvl w:ilvl="0" w:tplc="04090001">
+      <w:start w:val="1"/>
+      <w:numFmt w:val="bullet"/>
+      <w:lvlText w:val=""/>
+      <w:lvlJc w:val="left"/>
+      <w:pPr>
+        <w:ind w:left="720" w:hanging="360"/>
+      </w:pPr>
+      <w:rPr>
+        <w:rFonts w:ascii="Symbol" w:hAnsi="Symbol" w:hint="default"/>
+      </w:rPr>
+    </w:lvl>
+    <w:lvl w:ilvl="1" w:tplc="04090003" w:tentative="1">
+      <w:start w:val="1"/>
+      <w:numFmt w:val="bullet"/>
+      <w:lvlText w:val="o"/>
+      <w:lvlJc w:val="left"/>
+      <w:pPr>
+        <w:ind w:left="1440" w:hanging="360"/>
+      </w:pPr>
+      <w:rPr>
+        <w:rFonts w:ascii="Courier New" w:hAnsi="Courier New" w:cs="Courier New" w:hint="default"/>
+      </w:rPr>
+    </w:lvl>
+    <w:lvl w:ilvl="2" w:tplc="04090005" w:tentative="1">
+      <w:start w:val="1"/>
+      <w:numFmt w:val="bullet"/>
+      <w:lvlText w:val=""/>
+      <w:lvlJc w:val="left"/>
+      <w:pPr>
+        <w:ind w:left="2160" w:hanging="360"/>
+      </w:pPr>
+      <w:rPr>
+        <w:rFonts w:ascii="Wingdings" w:hAnsi="Wingdings" w:hint="default"/>
+      </w:rPr>
+    </w:lvl>
+    <w:lvl w:ilvl="3" w:tplc="04090001" w:tentative="1">
+      <w:start w:val="1"/>
+      <w:numFmt w:val="bullet"/>
+      <w:lvlText w:val=""/>
+      <w:lvlJc w:val="left"/>
+      <w:pPr>
+        <w:ind w:left="2880" w:hanging="360"/>
+      </w:pPr>
+      <w:rPr>
+        <w:rFonts w:ascii="Symbol" w:hAnsi="Symbol" w:hint="default"/>
+      </w:rPr>
+    </w:lvl>
+    <w:lvl w:ilvl="4" w:tplc="04090003" w:tentative="1">
+      <w:start w:val="1"/>
+      <w:numFmt w:val="bullet"/>
+      <w:lvlText w:val="o"/>
+      <w:lvlJc w:val="left"/>
+      <w:pPr>
+        <w:ind w:left="3600" w:hanging="360"/>
+      </w:pPr>
+      <w:rPr>
+        <w:rFonts w:ascii="Courier New" w:hAnsi="Courier New" w:cs="Courier New" w:hint="default"/>
+      </w:rPr>
+    </w:lvl>
+    <w:lvl w:ilvl="5" w:tplc="04090005" w:tentative="1">
+      <w:start w:val="1"/>
+      <w:numFmt w:val="bullet"/>
+      <w:lvlText w:val=""/>
+      <w:lvlJc w:val="left"/>
+      <w:pPr>
+        <w:ind w:left="4320" w:hanging="360"/>
+      </w:pPr>
+      <w:rPr>
+        <w:rFonts w:ascii="Wingdings" w:hAnsi="Wingdings" w:hint="default"/>
+      </w:rPr>
+    </w:lvl>
+    <w:lvl w:ilvl="6" w:tplc="04090001" w:tentative="1">
+      <w:start w:val="1"/>
+      <w:numFmt w:val="bullet"/>
+      <w:lvlText w:val=""/>
+      <w:lvlJc w:val="left"/>
+      <w:pPr>
+        <w:ind w:left="5040" w:hanging="360"/>
+      </w:pPr>
+      <w:rPr>
+        <w:rFonts w:ascii="Symbol" w:hAnsi="Symbol" w:hint="default"/>
+      </w:rPr>
+    </w:lvl>
+    <w:lvl w:ilvl="7" w:tplc="04090003" w:tentative="1">
+      <w:start w:val="1"/>
+      <w:numFmt w:val="bullet"/>
+      <w:lvlText w:val="o"/>
+      <w:lvlJc w:val="left"/>
+      <w:pPr>
+        <w:ind w:left="5760" w:hanging="360"/>
+      </w:pPr>
+      <w:rPr>
+        <w:rFonts w:ascii="Courier New" w:hAnsi="Courier New" w:cs="Courier New" w:hint="default"/>
+      </w:rPr>
+    </w:lvl>
+    <w:lvl w:ilvl="8" w:tplc="04090005" w:tentative="1">
+      <w:start w:val="1"/>
+      <w:numFmt w:val="bullet"/>
+      <w:lvlText w:val=""/>
+      <w:lvlJc w:val="left"/>
+      <w:pPr>
+        <w:ind w:left="6480" w:hanging="360"/>
+      </w:pPr>
+      <w:rPr>
+        <w:rFonts w:ascii="Wingdings" w:hAnsi="Wingdings" w:hint="default"/>
+      </w:rPr>
+    </w:lvl>
+  </w:abstractNum>
+  <w:abstractNum w:abstractNumId="43" w15:restartNumberingAfterBreak="0">
     <w:nsid w:val="74A0686C"/>
     <w:multiLevelType w:val="hybridMultilevel"/>
     <w:tmpl w:val="A9E072B6"/>
@@ -6164,7 +7159,7 @@
       </w:pPr>
     </w:lvl>
   </w:abstractNum>
-  <w:abstractNum w:abstractNumId="42" w15:restartNumberingAfterBreak="0">
+  <w:abstractNum w:abstractNumId="44" w15:restartNumberingAfterBreak="0">
     <w:nsid w:val="7A945AD1"/>
     <w:multiLevelType w:val="multilevel"/>
     <w:tmpl w:val="8AE026E8"/>
@@ -6309,7 +7304,7 @@
       </w:rPr>
     </w:lvl>
   </w:abstractNum>
-  <w:abstractNum w:abstractNumId="43" w15:restartNumberingAfterBreak="0">
+  <w:abstractNum w:abstractNumId="45" w15:restartNumberingAfterBreak="0">
     <w:nsid w:val="7B954B2A"/>
     <w:multiLevelType w:val="multilevel"/>
     <w:tmpl w:val="77C43920"/>
@@ -6454,7 +7449,7 @@
       </w:rPr>
     </w:lvl>
   </w:abstractNum>
-  <w:abstractNum w:abstractNumId="44" w15:restartNumberingAfterBreak="0">
+  <w:abstractNum w:abstractNumId="46" w15:restartNumberingAfterBreak="0">
     <w:nsid w:val="7C7B5409"/>
     <w:multiLevelType w:val="hybridMultilevel"/>
     <w:tmpl w:val="335810AE"/>
@@ -6547,10 +7542,10 @@
     <w:abstractNumId w:val="28"/>
   </w:num>
   <w:num w:numId="2" w16cid:durableId="89005760">
-    <w:abstractNumId w:val="30"/>
+    <w:abstractNumId w:val="31"/>
   </w:num>
   <w:num w:numId="3" w16cid:durableId="1988968765">
-    <w:abstractNumId w:val="39"/>
+    <w:abstractNumId w:val="40"/>
   </w:num>
   <w:num w:numId="4" w16cid:durableId="67308390">
     <w:abstractNumId w:val="26"/>
@@ -6574,34 +7569,34 @@
     <w:abstractNumId w:val="22"/>
   </w:num>
   <w:num w:numId="11" w16cid:durableId="1297370280">
-    <w:abstractNumId w:val="34"/>
+    <w:abstractNumId w:val="35"/>
   </w:num>
   <w:num w:numId="12" w16cid:durableId="225649450">
-    <w:abstractNumId w:val="43"/>
+    <w:abstractNumId w:val="45"/>
   </w:num>
   <w:num w:numId="13" w16cid:durableId="1929922743">
     <w:abstractNumId w:val="19"/>
   </w:num>
   <w:num w:numId="14" w16cid:durableId="322970108">
-    <w:abstractNumId w:val="37"/>
+    <w:abstractNumId w:val="38"/>
   </w:num>
   <w:num w:numId="15" w16cid:durableId="1697540672">
     <w:abstractNumId w:val="3"/>
   </w:num>
   <w:num w:numId="16" w16cid:durableId="5911290">
-    <w:abstractNumId w:val="44"/>
+    <w:abstractNumId w:val="46"/>
   </w:num>
   <w:num w:numId="17" w16cid:durableId="1500149881">
-    <w:abstractNumId w:val="38"/>
+    <w:abstractNumId w:val="39"/>
   </w:num>
   <w:num w:numId="18" w16cid:durableId="431971748">
-    <w:abstractNumId w:val="41"/>
+    <w:abstractNumId w:val="43"/>
   </w:num>
   <w:num w:numId="19" w16cid:durableId="1695686489">
     <w:abstractNumId w:val="0"/>
   </w:num>
   <w:num w:numId="20" w16cid:durableId="429355016">
-    <w:abstractNumId w:val="32"/>
+    <w:abstractNumId w:val="33"/>
   </w:num>
   <w:num w:numId="21" w16cid:durableId="1054350729">
     <w:abstractNumId w:val="4"/>
@@ -6613,7 +7608,7 @@
     <w:abstractNumId w:val="6"/>
   </w:num>
   <w:num w:numId="24" w16cid:durableId="1503810847">
-    <w:abstractNumId w:val="33"/>
+    <w:abstractNumId w:val="34"/>
   </w:num>
   <w:num w:numId="25" w16cid:durableId="1589188448">
     <w:abstractNumId w:val="7"/>
@@ -6634,7 +7629,7 @@
     <w:abstractNumId w:val="17"/>
   </w:num>
   <w:num w:numId="31" w16cid:durableId="1545674691">
-    <w:abstractNumId w:val="40"/>
+    <w:abstractNumId w:val="41"/>
   </w:num>
   <w:num w:numId="32" w16cid:durableId="436364458">
     <w:abstractNumId w:val="8"/>
@@ -6649,7 +7644,7 @@
     <w:abstractNumId w:val="23"/>
   </w:num>
   <w:num w:numId="36" w16cid:durableId="496044589">
-    <w:abstractNumId w:val="35"/>
+    <w:abstractNumId w:val="36"/>
   </w:num>
   <w:num w:numId="37" w16cid:durableId="841045509">
     <w:abstractNumId w:val="12"/>
@@ -6658,7 +7653,7 @@
     <w:abstractNumId w:val="18"/>
   </w:num>
   <w:num w:numId="39" w16cid:durableId="2054841524">
-    <w:abstractNumId w:val="42"/>
+    <w:abstractNumId w:val="44"/>
   </w:num>
   <w:num w:numId="40" w16cid:durableId="592083999">
     <w:abstractNumId w:val="2"/>
@@ -6670,13 +7665,19 @@
     <w:abstractNumId w:val="11"/>
   </w:num>
   <w:num w:numId="43" w16cid:durableId="1061171197">
-    <w:abstractNumId w:val="31"/>
+    <w:abstractNumId w:val="32"/>
   </w:num>
   <w:num w:numId="44" w16cid:durableId="1058171192">
     <w:abstractNumId w:val="27"/>
   </w:num>
   <w:num w:numId="45" w16cid:durableId="1069310072">
-    <w:abstractNumId w:val="36"/>
+    <w:abstractNumId w:val="37"/>
+  </w:num>
+  <w:num w:numId="46" w16cid:durableId="1748189754">
+    <w:abstractNumId w:val="42"/>
+  </w:num>
+  <w:num w:numId="47" w16cid:durableId="234098165">
+    <w:abstractNumId w:val="30"/>
   </w:num>
   <w:numIdMacAtCleanup w:val="1"/>
 </w:numbering>
@@ -7079,7 +8080,7 @@
     <w:lsdException w:name="Unresolved Mention" w:locked="0" w:semiHidden="1" w:unhideWhenUsed="1"/>
     <w:lsdException w:name="Smart Link" w:semiHidden="1" w:unhideWhenUsed="1"/>
   </w:latentStyles>
-  <w:style w:type="paragraph" w:default="1" w:styleId="a">
+  <w:style w:type="paragraph" w:default="1" w:styleId="Normal">
     <w:name w:val="Normal"/>
     <w:qFormat/>
     <w:rsid w:val="009D4C46"/>
@@ -7087,11 +8088,11 @@
       <w:rFonts w:ascii="Sakkal Majalla" w:eastAsia="Sakkal Majalla" w:hAnsi="Sakkal Majalla" w:cs="Sakkal Majalla"/>
     </w:rPr>
   </w:style>
-  <w:style w:type="paragraph" w:styleId="1">
+  <w:style w:type="paragraph" w:styleId="Heading1">
     <w:name w:val="heading 1"/>
-    <w:basedOn w:val="a"/>
-    <w:next w:val="a"/>
-    <w:link w:val="1Char"/>
+    <w:basedOn w:val="Normal"/>
+    <w:next w:val="Normal"/>
+    <w:link w:val="Heading1Char"/>
     <w:autoRedefine/>
     <w:uiPriority w:val="9"/>
     <w:qFormat/>
@@ -7113,11 +8114,11 @@
       <w:lang w:val="tr-TR"/>
     </w:rPr>
   </w:style>
-  <w:style w:type="paragraph" w:styleId="2">
+  <w:style w:type="paragraph" w:styleId="Heading2">
     <w:name w:val="heading 2"/>
-    <w:basedOn w:val="a"/>
-    <w:next w:val="a"/>
-    <w:link w:val="2Char"/>
+    <w:basedOn w:val="Normal"/>
+    <w:next w:val="Normal"/>
+    <w:link w:val="Heading2Char"/>
     <w:autoRedefine/>
     <w:uiPriority w:val="9"/>
     <w:unhideWhenUsed/>
@@ -7140,11 +8141,11 @@
       <w:lang w:val="tr-TR"/>
     </w:rPr>
   </w:style>
-  <w:style w:type="paragraph" w:styleId="3">
+  <w:style w:type="paragraph" w:styleId="Heading3">
     <w:name w:val="heading 3"/>
-    <w:basedOn w:val="a"/>
-    <w:next w:val="a"/>
-    <w:link w:val="3Char"/>
+    <w:basedOn w:val="Normal"/>
+    <w:next w:val="Normal"/>
+    <w:link w:val="Heading3Char"/>
     <w:uiPriority w:val="9"/>
     <w:unhideWhenUsed/>
     <w:locked/>
@@ -7162,11 +8163,11 @@
       <w:szCs w:val="28"/>
     </w:rPr>
   </w:style>
-  <w:style w:type="paragraph" w:styleId="4">
+  <w:style w:type="paragraph" w:styleId="Heading4">
     <w:name w:val="heading 4"/>
-    <w:basedOn w:val="a"/>
-    <w:next w:val="a"/>
-    <w:link w:val="4Char"/>
+    <w:basedOn w:val="Normal"/>
+    <w:next w:val="Normal"/>
+    <w:link w:val="Heading4Char"/>
     <w:uiPriority w:val="9"/>
     <w:semiHidden/>
     <w:unhideWhenUsed/>
@@ -7185,11 +8186,11 @@
       <w:color w:val="B43412" w:themeColor="accent1" w:themeShade="BF"/>
     </w:rPr>
   </w:style>
-  <w:style w:type="paragraph" w:styleId="5">
+  <w:style w:type="paragraph" w:styleId="Heading5">
     <w:name w:val="heading 5"/>
-    <w:basedOn w:val="a"/>
-    <w:next w:val="a"/>
-    <w:link w:val="5Char"/>
+    <w:basedOn w:val="Normal"/>
+    <w:next w:val="Normal"/>
+    <w:link w:val="Heading5Char"/>
     <w:uiPriority w:val="9"/>
     <w:semiHidden/>
     <w:unhideWhenUsed/>
@@ -7207,11 +8208,11 @@
       <w:color w:val="B43412" w:themeColor="accent1" w:themeShade="BF"/>
     </w:rPr>
   </w:style>
-  <w:style w:type="paragraph" w:styleId="6">
+  <w:style w:type="paragraph" w:styleId="Heading6">
     <w:name w:val="heading 6"/>
-    <w:basedOn w:val="a"/>
-    <w:next w:val="a"/>
-    <w:link w:val="6Char"/>
+    <w:basedOn w:val="Normal"/>
+    <w:next w:val="Normal"/>
+    <w:link w:val="Heading6Char"/>
     <w:uiPriority w:val="9"/>
     <w:semiHidden/>
     <w:unhideWhenUsed/>
@@ -7231,11 +8232,11 @@
       <w:color w:val="595959" w:themeColor="text1" w:themeTint="A6"/>
     </w:rPr>
   </w:style>
-  <w:style w:type="paragraph" w:styleId="7">
+  <w:style w:type="paragraph" w:styleId="Heading7">
     <w:name w:val="heading 7"/>
-    <w:basedOn w:val="a"/>
-    <w:next w:val="a"/>
-    <w:link w:val="7Char"/>
+    <w:basedOn w:val="Normal"/>
+    <w:next w:val="Normal"/>
+    <w:link w:val="Heading7Char"/>
     <w:uiPriority w:val="9"/>
     <w:semiHidden/>
     <w:unhideWhenUsed/>
@@ -7253,11 +8254,11 @@
       <w:color w:val="595959" w:themeColor="text1" w:themeTint="A6"/>
     </w:rPr>
   </w:style>
-  <w:style w:type="paragraph" w:styleId="8">
+  <w:style w:type="paragraph" w:styleId="Heading8">
     <w:name w:val="heading 8"/>
-    <w:basedOn w:val="a"/>
-    <w:next w:val="a"/>
-    <w:link w:val="8Char"/>
+    <w:basedOn w:val="Normal"/>
+    <w:next w:val="Normal"/>
+    <w:link w:val="Heading8Char"/>
     <w:uiPriority w:val="9"/>
     <w:semiHidden/>
     <w:unhideWhenUsed/>
@@ -7277,11 +8278,11 @@
       <w:color w:val="272727" w:themeColor="text1" w:themeTint="D8"/>
     </w:rPr>
   </w:style>
-  <w:style w:type="paragraph" w:styleId="9">
+  <w:style w:type="paragraph" w:styleId="Heading9">
     <w:name w:val="heading 9"/>
-    <w:basedOn w:val="a"/>
-    <w:next w:val="a"/>
-    <w:link w:val="9Char"/>
+    <w:basedOn w:val="Normal"/>
+    <w:next w:val="Normal"/>
+    <w:link w:val="Heading9Char"/>
     <w:uiPriority w:val="9"/>
     <w:semiHidden/>
     <w:unhideWhenUsed/>
@@ -7299,12 +8300,13 @@
       <w:color w:val="272727" w:themeColor="text1" w:themeTint="D8"/>
     </w:rPr>
   </w:style>
-  <w:style w:type="character" w:default="1" w:styleId="a0">
+  <w:style w:type="character" w:default="1" w:styleId="DefaultParagraphFont">
     <w:name w:val="Default Paragraph Font"/>
     <w:uiPriority w:val="1"/>
+    <w:semiHidden/>
     <w:unhideWhenUsed/>
   </w:style>
-  <w:style w:type="table" w:default="1" w:styleId="a1">
+  <w:style w:type="table" w:default="1" w:styleId="TableNormal">
     <w:name w:val="Normal Table"/>
     <w:uiPriority w:val="99"/>
     <w:semiHidden/>
@@ -7319,16 +8321,16 @@
       </w:tblCellMar>
     </w:tblPr>
   </w:style>
-  <w:style w:type="numbering" w:default="1" w:styleId="a2">
+  <w:style w:type="numbering" w:default="1" w:styleId="NoList">
     <w:name w:val="No List"/>
     <w:uiPriority w:val="99"/>
     <w:semiHidden/>
     <w:unhideWhenUsed/>
   </w:style>
-  <w:style w:type="character" w:customStyle="1" w:styleId="1Char">
-    <w:name w:val="العنوان 1 Char"/>
-    <w:basedOn w:val="a0"/>
-    <w:link w:val="1"/>
+  <w:style w:type="character" w:customStyle="1" w:styleId="Heading1Char">
+    <w:name w:val="Heading 1 Char"/>
+    <w:basedOn w:val="DefaultParagraphFont"/>
+    <w:link w:val="Heading1"/>
     <w:uiPriority w:val="9"/>
     <w:rsid w:val="005B4C0E"/>
     <w:rPr>
@@ -7341,10 +8343,10 @@
       <w:lang w:val="tr-TR"/>
     </w:rPr>
   </w:style>
-  <w:style w:type="character" w:customStyle="1" w:styleId="2Char">
-    <w:name w:val="عنوان 2 Char"/>
-    <w:basedOn w:val="a0"/>
-    <w:link w:val="2"/>
+  <w:style w:type="character" w:customStyle="1" w:styleId="Heading2Char">
+    <w:name w:val="Heading 2 Char"/>
+    <w:basedOn w:val="DefaultParagraphFont"/>
+    <w:link w:val="Heading2"/>
     <w:uiPriority w:val="9"/>
     <w:rsid w:val="005B4C0E"/>
     <w:rPr>
@@ -7357,10 +8359,10 @@
       <w:lang w:val="tr-TR"/>
     </w:rPr>
   </w:style>
-  <w:style w:type="character" w:customStyle="1" w:styleId="3Char">
-    <w:name w:val="عنوان 3 Char"/>
-    <w:basedOn w:val="a0"/>
-    <w:link w:val="3"/>
+  <w:style w:type="character" w:customStyle="1" w:styleId="Heading3Char">
+    <w:name w:val="Heading 3 Char"/>
+    <w:basedOn w:val="DefaultParagraphFont"/>
+    <w:link w:val="Heading3"/>
     <w:uiPriority w:val="9"/>
     <w:rsid w:val="00D631E6"/>
     <w:rPr>
@@ -7370,10 +8372,10 @@
       <w:szCs w:val="28"/>
     </w:rPr>
   </w:style>
-  <w:style w:type="character" w:customStyle="1" w:styleId="4Char">
-    <w:name w:val="عنوان 4 Char"/>
-    <w:basedOn w:val="a0"/>
-    <w:link w:val="4"/>
+  <w:style w:type="character" w:customStyle="1" w:styleId="Heading4Char">
+    <w:name w:val="Heading 4 Char"/>
+    <w:basedOn w:val="DefaultParagraphFont"/>
+    <w:link w:val="Heading4"/>
     <w:uiPriority w:val="9"/>
     <w:semiHidden/>
     <w:rsid w:val="00D631E6"/>
@@ -7384,10 +8386,10 @@
       <w:color w:val="B43412" w:themeColor="accent1" w:themeShade="BF"/>
     </w:rPr>
   </w:style>
-  <w:style w:type="character" w:customStyle="1" w:styleId="5Char">
-    <w:name w:val="عنوان 5 Char"/>
-    <w:basedOn w:val="a0"/>
-    <w:link w:val="5"/>
+  <w:style w:type="character" w:customStyle="1" w:styleId="Heading5Char">
+    <w:name w:val="Heading 5 Char"/>
+    <w:basedOn w:val="DefaultParagraphFont"/>
+    <w:link w:val="Heading5"/>
     <w:uiPriority w:val="9"/>
     <w:semiHidden/>
     <w:rsid w:val="00D631E6"/>
@@ -7396,10 +8398,10 @@
       <w:color w:val="B43412" w:themeColor="accent1" w:themeShade="BF"/>
     </w:rPr>
   </w:style>
-  <w:style w:type="character" w:customStyle="1" w:styleId="6Char">
-    <w:name w:val="عنوان 6 Char"/>
-    <w:basedOn w:val="a0"/>
-    <w:link w:val="6"/>
+  <w:style w:type="character" w:customStyle="1" w:styleId="Heading6Char">
+    <w:name w:val="Heading 6 Char"/>
+    <w:basedOn w:val="DefaultParagraphFont"/>
+    <w:link w:val="Heading6"/>
     <w:uiPriority w:val="9"/>
     <w:semiHidden/>
     <w:rsid w:val="00D631E6"/>
@@ -7410,10 +8412,10 @@
       <w:color w:val="595959" w:themeColor="text1" w:themeTint="A6"/>
     </w:rPr>
   </w:style>
-  <w:style w:type="character" w:customStyle="1" w:styleId="7Char">
-    <w:name w:val="عنوان 7 Char"/>
-    <w:basedOn w:val="a0"/>
-    <w:link w:val="7"/>
+  <w:style w:type="character" w:customStyle="1" w:styleId="Heading7Char">
+    <w:name w:val="Heading 7 Char"/>
+    <w:basedOn w:val="DefaultParagraphFont"/>
+    <w:link w:val="Heading7"/>
     <w:uiPriority w:val="9"/>
     <w:semiHidden/>
     <w:rsid w:val="00D631E6"/>
@@ -7422,10 +8424,10 @@
       <w:color w:val="595959" w:themeColor="text1" w:themeTint="A6"/>
     </w:rPr>
   </w:style>
-  <w:style w:type="character" w:customStyle="1" w:styleId="8Char">
-    <w:name w:val="عنوان 8 Char"/>
-    <w:basedOn w:val="a0"/>
-    <w:link w:val="8"/>
+  <w:style w:type="character" w:customStyle="1" w:styleId="Heading8Char">
+    <w:name w:val="Heading 8 Char"/>
+    <w:basedOn w:val="DefaultParagraphFont"/>
+    <w:link w:val="Heading8"/>
     <w:uiPriority w:val="9"/>
     <w:semiHidden/>
     <w:rsid w:val="00D631E6"/>
@@ -7436,10 +8438,10 @@
       <w:color w:val="272727" w:themeColor="text1" w:themeTint="D8"/>
     </w:rPr>
   </w:style>
-  <w:style w:type="character" w:customStyle="1" w:styleId="9Char">
-    <w:name w:val="عنوان 9 Char"/>
-    <w:basedOn w:val="a0"/>
-    <w:link w:val="9"/>
+  <w:style w:type="character" w:customStyle="1" w:styleId="Heading9Char">
+    <w:name w:val="Heading 9 Char"/>
+    <w:basedOn w:val="DefaultParagraphFont"/>
+    <w:link w:val="Heading9"/>
     <w:uiPriority w:val="9"/>
     <w:semiHidden/>
     <w:rsid w:val="00D631E6"/>
@@ -7448,11 +8450,11 @@
       <w:color w:val="272727" w:themeColor="text1" w:themeTint="D8"/>
     </w:rPr>
   </w:style>
-  <w:style w:type="paragraph" w:styleId="a3">
+  <w:style w:type="paragraph" w:styleId="Title">
     <w:name w:val="Title"/>
-    <w:basedOn w:val="a"/>
-    <w:next w:val="a"/>
-    <w:link w:val="Char"/>
+    <w:basedOn w:val="Normal"/>
+    <w:next w:val="Normal"/>
+    <w:link w:val="TitleChar"/>
     <w:uiPriority w:val="10"/>
     <w:locked/>
     <w:rsid w:val="00D631E6"/>
@@ -7468,10 +8470,10 @@
       <w:szCs w:val="56"/>
     </w:rPr>
   </w:style>
-  <w:style w:type="character" w:customStyle="1" w:styleId="Char">
-    <w:name w:val="العنوان Char"/>
-    <w:basedOn w:val="a0"/>
-    <w:link w:val="a3"/>
+  <w:style w:type="character" w:customStyle="1" w:styleId="TitleChar">
+    <w:name w:val="Title Char"/>
+    <w:basedOn w:val="DefaultParagraphFont"/>
+    <w:link w:val="Title"/>
     <w:uiPriority w:val="10"/>
     <w:rsid w:val="00D631E6"/>
     <w:rPr>
@@ -7482,11 +8484,11 @@
       <w:szCs w:val="56"/>
     </w:rPr>
   </w:style>
-  <w:style w:type="paragraph" w:styleId="a4">
+  <w:style w:type="paragraph" w:styleId="Subtitle">
     <w:name w:val="Subtitle"/>
-    <w:basedOn w:val="a"/>
-    <w:next w:val="a"/>
-    <w:link w:val="Char0"/>
+    <w:basedOn w:val="Normal"/>
+    <w:next w:val="Normal"/>
+    <w:link w:val="SubtitleChar"/>
     <w:uiPriority w:val="11"/>
     <w:locked/>
     <w:rsid w:val="00D631E6"/>
@@ -7503,10 +8505,10 @@
       <w:szCs w:val="28"/>
     </w:rPr>
   </w:style>
-  <w:style w:type="character" w:customStyle="1" w:styleId="Char0">
-    <w:name w:val="عنوان فرعي Char"/>
-    <w:basedOn w:val="a0"/>
-    <w:link w:val="a4"/>
+  <w:style w:type="character" w:customStyle="1" w:styleId="SubtitleChar">
+    <w:name w:val="Subtitle Char"/>
+    <w:basedOn w:val="DefaultParagraphFont"/>
+    <w:link w:val="Subtitle"/>
     <w:uiPriority w:val="11"/>
     <w:rsid w:val="00D631E6"/>
     <w:rPr>
@@ -7517,11 +8519,11 @@
       <w:szCs w:val="28"/>
     </w:rPr>
   </w:style>
-  <w:style w:type="paragraph" w:styleId="a5">
+  <w:style w:type="paragraph" w:styleId="Quote">
     <w:name w:val="Quote"/>
-    <w:basedOn w:val="a"/>
-    <w:next w:val="a"/>
-    <w:link w:val="Char1"/>
+    <w:basedOn w:val="Normal"/>
+    <w:next w:val="Normal"/>
+    <w:link w:val="QuoteChar"/>
     <w:uiPriority w:val="29"/>
     <w:locked/>
     <w:rsid w:val="00D631E6"/>
@@ -7535,10 +8537,10 @@
       <w:color w:val="404040" w:themeColor="text1" w:themeTint="BF"/>
     </w:rPr>
   </w:style>
-  <w:style w:type="character" w:customStyle="1" w:styleId="Char1">
-    <w:name w:val="اقتباس Char"/>
-    <w:basedOn w:val="a0"/>
-    <w:link w:val="a5"/>
+  <w:style w:type="character" w:customStyle="1" w:styleId="QuoteChar">
+    <w:name w:val="Quote Char"/>
+    <w:basedOn w:val="DefaultParagraphFont"/>
+    <w:link w:val="Quote"/>
     <w:uiPriority w:val="29"/>
     <w:rsid w:val="00D631E6"/>
     <w:rPr>
@@ -7547,11 +8549,11 @@
       <w:color w:val="404040" w:themeColor="text1" w:themeTint="BF"/>
     </w:rPr>
   </w:style>
-  <w:style w:type="paragraph" w:styleId="a6">
+  <w:style w:type="paragraph" w:styleId="ListParagraph">
     <w:name w:val="List Paragraph"/>
     <w:aliases w:val="Dot pt,No Spacing1,List Paragraph Char Char Char,Indicator Text,List Paragraph1,Numbered Para 1,List Paragraph12,Bullet Points,MAIN CONTENT,Bullet 1,Colorful List - Accent 11,F5 List Paragraph,List Paragraph2,Normal numbered,Premier"/>
-    <w:basedOn w:val="a"/>
-    <w:link w:val="Char2"/>
+    <w:basedOn w:val="Normal"/>
+    <w:link w:val="ListParagraphChar"/>
     <w:uiPriority w:val="34"/>
     <w:qFormat/>
     <w:locked/>
@@ -7561,9 +8563,9 @@
       <w:contextualSpacing/>
     </w:pPr>
   </w:style>
-  <w:style w:type="character" w:styleId="a7">
+  <w:style w:type="character" w:styleId="IntenseEmphasis">
     <w:name w:val="Intense Emphasis"/>
-    <w:basedOn w:val="a0"/>
+    <w:basedOn w:val="DefaultParagraphFont"/>
     <w:uiPriority w:val="21"/>
     <w:locked/>
     <w:rsid w:val="00D631E6"/>
@@ -7573,11 +8575,11 @@
       <w:color w:val="B43412" w:themeColor="accent1" w:themeShade="BF"/>
     </w:rPr>
   </w:style>
-  <w:style w:type="paragraph" w:styleId="a8">
+  <w:style w:type="paragraph" w:styleId="IntenseQuote">
     <w:name w:val="Intense Quote"/>
-    <w:basedOn w:val="a"/>
-    <w:next w:val="a"/>
-    <w:link w:val="Char3"/>
+    <w:basedOn w:val="Normal"/>
+    <w:next w:val="Normal"/>
+    <w:link w:val="IntenseQuoteChar"/>
     <w:uiPriority w:val="30"/>
     <w:locked/>
     <w:rsid w:val="00D631E6"/>
@@ -7596,10 +8598,10 @@
       <w:color w:val="B43412" w:themeColor="accent1" w:themeShade="BF"/>
     </w:rPr>
   </w:style>
-  <w:style w:type="character" w:customStyle="1" w:styleId="Char3">
-    <w:name w:val="اقتباس مكثف Char"/>
-    <w:basedOn w:val="a0"/>
-    <w:link w:val="a8"/>
+  <w:style w:type="character" w:customStyle="1" w:styleId="IntenseQuoteChar">
+    <w:name w:val="Intense Quote Char"/>
+    <w:basedOn w:val="DefaultParagraphFont"/>
+    <w:link w:val="IntenseQuote"/>
     <w:uiPriority w:val="30"/>
     <w:rsid w:val="00D631E6"/>
     <w:rPr>
@@ -7608,9 +8610,9 @@
       <w:color w:val="B43412" w:themeColor="accent1" w:themeShade="BF"/>
     </w:rPr>
   </w:style>
-  <w:style w:type="character" w:styleId="a9">
+  <w:style w:type="character" w:styleId="IntenseReference">
     <w:name w:val="Intense Reference"/>
-    <w:basedOn w:val="a0"/>
+    <w:basedOn w:val="DefaultParagraphFont"/>
     <w:uiPriority w:val="32"/>
     <w:locked/>
     <w:rsid w:val="00D631E6"/>
@@ -7622,10 +8624,10 @@
       <w:spacing w:val="5"/>
     </w:rPr>
   </w:style>
-  <w:style w:type="paragraph" w:styleId="aa">
+  <w:style w:type="paragraph" w:styleId="Header">
     <w:name w:val="header"/>
-    <w:basedOn w:val="a"/>
-    <w:link w:val="Char4"/>
+    <w:basedOn w:val="Normal"/>
+    <w:link w:val="HeaderChar"/>
     <w:uiPriority w:val="99"/>
     <w:unhideWhenUsed/>
     <w:locked/>
@@ -7638,17 +8640,17 @@
       <w:spacing w:after="0" w:line="240" w:lineRule="auto"/>
     </w:pPr>
   </w:style>
-  <w:style w:type="character" w:customStyle="1" w:styleId="Char4">
-    <w:name w:val="رأس الصفحة Char"/>
-    <w:basedOn w:val="a0"/>
-    <w:link w:val="aa"/>
+  <w:style w:type="character" w:customStyle="1" w:styleId="HeaderChar">
+    <w:name w:val="Header Char"/>
+    <w:basedOn w:val="DefaultParagraphFont"/>
+    <w:link w:val="Header"/>
     <w:uiPriority w:val="99"/>
     <w:rsid w:val="00306C58"/>
   </w:style>
-  <w:style w:type="paragraph" w:styleId="ab">
+  <w:style w:type="paragraph" w:styleId="Footer">
     <w:name w:val="footer"/>
-    <w:basedOn w:val="a"/>
-    <w:link w:val="Char5"/>
+    <w:basedOn w:val="Normal"/>
+    <w:link w:val="FooterChar"/>
     <w:uiPriority w:val="99"/>
     <w:unhideWhenUsed/>
     <w:locked/>
@@ -7661,16 +8663,16 @@
       <w:spacing w:after="0" w:line="240" w:lineRule="auto"/>
     </w:pPr>
   </w:style>
-  <w:style w:type="character" w:customStyle="1" w:styleId="Char5">
-    <w:name w:val="تذييل الصفحة Char"/>
-    <w:basedOn w:val="a0"/>
-    <w:link w:val="ab"/>
+  <w:style w:type="character" w:customStyle="1" w:styleId="FooterChar">
+    <w:name w:val="Footer Char"/>
+    <w:basedOn w:val="DefaultParagraphFont"/>
+    <w:link w:val="Footer"/>
     <w:uiPriority w:val="99"/>
     <w:rsid w:val="00306C58"/>
   </w:style>
-  <w:style w:type="table" w:styleId="ac">
+  <w:style w:type="table" w:styleId="TableGrid">
     <w:name w:val="Table Grid"/>
-    <w:basedOn w:val="a1"/>
+    <w:basedOn w:val="TableNormal"/>
     <w:uiPriority w:val="39"/>
     <w:locked/>
     <w:rsid w:val="00306C58"/>
@@ -7688,18 +8690,18 @@
       </w:tblBorders>
     </w:tblPr>
   </w:style>
-  <w:style w:type="character" w:customStyle="1" w:styleId="Char2">
-    <w:name w:val="سرد الفقرات Char"/>
+  <w:style w:type="character" w:customStyle="1" w:styleId="ListParagraphChar">
+    <w:name w:val="List Paragraph Char"/>
     <w:aliases w:val="Dot pt Char,No Spacing1 Char,List Paragraph Char Char Char Char,Indicator Text Char,List Paragraph1 Char,Numbered Para 1 Char,List Paragraph12 Char,Bullet Points Char,MAIN CONTENT Char,Bullet 1 Char,Colorful List - Accent 11 Char"/>
-    <w:link w:val="a6"/>
+    <w:link w:val="ListParagraph"/>
     <w:uiPriority w:val="34"/>
     <w:qFormat/>
     <w:locked/>
     <w:rsid w:val="00AB68B8"/>
   </w:style>
-  <w:style w:type="table" w:styleId="4-2">
+  <w:style w:type="table" w:styleId="GridTable4-Accent2">
     <w:name w:val="Grid Table 4 Accent 2"/>
-    <w:basedOn w:val="a1"/>
+    <w:basedOn w:val="TableNormal"/>
     <w:uiPriority w:val="49"/>
     <w:locked/>
     <w:rsid w:val="00AB68B8"/>
@@ -7774,9 +8776,9 @@
       </w:tcPr>
     </w:tblStylePr>
   </w:style>
-  <w:style w:type="table" w:styleId="5-4">
+  <w:style w:type="table" w:styleId="GridTable5Dark-Accent4">
     <w:name w:val="Grid Table 5 Dark Accent 4"/>
-    <w:basedOn w:val="a1"/>
+    <w:basedOn w:val="TableNormal"/>
     <w:uiPriority w:val="50"/>
     <w:locked/>
     <w:rsid w:val="00AB68B8"/>
@@ -7881,9 +8883,9 @@
       </w:tcPr>
     </w:tblStylePr>
   </w:style>
-  <w:style w:type="table" w:styleId="4-4">
+  <w:style w:type="table" w:styleId="GridTable4-Accent4">
     <w:name w:val="Grid Table 4 Accent 4"/>
-    <w:basedOn w:val="a1"/>
+    <w:basedOn w:val="TableNormal"/>
     <w:uiPriority w:val="49"/>
     <w:locked/>
     <w:rsid w:val="00B57C29"/>
@@ -7958,10 +8960,10 @@
       </w:tcPr>
     </w:tblStylePr>
   </w:style>
-  <w:style w:type="paragraph" w:styleId="ad">
+  <w:style w:type="paragraph" w:styleId="CommentText">
     <w:name w:val="annotation text"/>
-    <w:basedOn w:val="a"/>
-    <w:link w:val="Char6"/>
+    <w:basedOn w:val="Normal"/>
+    <w:link w:val="CommentTextChar"/>
     <w:uiPriority w:val="99"/>
     <w:semiHidden/>
     <w:unhideWhenUsed/>
@@ -7975,10 +8977,10 @@
       <w:szCs w:val="20"/>
     </w:rPr>
   </w:style>
-  <w:style w:type="character" w:customStyle="1" w:styleId="Char6">
-    <w:name w:val="نص تعليق Char"/>
-    <w:basedOn w:val="a0"/>
-    <w:link w:val="ad"/>
+  <w:style w:type="character" w:customStyle="1" w:styleId="CommentTextChar">
+    <w:name w:val="Comment Text Char"/>
+    <w:basedOn w:val="DefaultParagraphFont"/>
+    <w:link w:val="CommentText"/>
     <w:uiPriority w:val="99"/>
     <w:semiHidden/>
     <w:rsid w:val="00F2173B"/>
@@ -7987,11 +8989,11 @@
       <w:szCs w:val="20"/>
     </w:rPr>
   </w:style>
-  <w:style w:type="paragraph" w:styleId="ae">
+  <w:style w:type="paragraph" w:styleId="CommentSubject">
     <w:name w:val="annotation subject"/>
-    <w:basedOn w:val="ad"/>
-    <w:next w:val="ad"/>
-    <w:link w:val="Char7"/>
+    <w:basedOn w:val="CommentText"/>
+    <w:next w:val="CommentText"/>
+    <w:link w:val="CommentSubjectChar"/>
     <w:uiPriority w:val="99"/>
     <w:semiHidden/>
     <w:unhideWhenUsed/>
@@ -8009,10 +9011,10 @@
       <w14:ligatures w14:val="none"/>
     </w:rPr>
   </w:style>
-  <w:style w:type="character" w:customStyle="1" w:styleId="Char7">
-    <w:name w:val="موضوع تعليق Char"/>
-    <w:basedOn w:val="Char6"/>
-    <w:link w:val="ae"/>
+  <w:style w:type="character" w:customStyle="1" w:styleId="CommentSubjectChar">
+    <w:name w:val="Comment Subject Char"/>
+    <w:basedOn w:val="CommentTextChar"/>
+    <w:link w:val="CommentSubject"/>
     <w:uiPriority w:val="99"/>
     <w:semiHidden/>
     <w:rsid w:val="00F2173B"/>
@@ -8027,9 +9029,9 @@
       <w14:ligatures w14:val="none"/>
     </w:rPr>
   </w:style>
-  <w:style w:type="table" w:styleId="3-6">
+  <w:style w:type="table" w:styleId="ListTable3-Accent6">
     <w:name w:val="List Table 3 Accent 6"/>
-    <w:basedOn w:val="a1"/>
+    <w:basedOn w:val="TableNormal"/>
     <w:uiPriority w:val="48"/>
     <w:locked/>
     <w:rsid w:val="00F2173B"/>
@@ -8158,9 +9160,9 @@
       </w:tcPr>
     </w:tblStylePr>
   </w:style>
-  <w:style w:type="table" w:styleId="3-1">
+  <w:style w:type="table" w:styleId="ListTable3-Accent1">
     <w:name w:val="List Table 3 Accent 1"/>
-    <w:basedOn w:val="a1"/>
+    <w:basedOn w:val="TableNormal"/>
     <w:uiPriority w:val="48"/>
     <w:locked/>
     <w:rsid w:val="00F2173B"/>
@@ -8283,9 +9285,9 @@
       </w:tcPr>
     </w:tblStylePr>
   </w:style>
-  <w:style w:type="table" w:styleId="3-2">
+  <w:style w:type="table" w:styleId="ListTable3-Accent2">
     <w:name w:val="List Table 3 Accent 2"/>
-    <w:basedOn w:val="a1"/>
+    <w:basedOn w:val="TableNormal"/>
     <w:uiPriority w:val="48"/>
     <w:locked/>
     <w:rsid w:val="00F2173B"/>
@@ -8410,7 +9412,7 @@
   </w:style>
   <w:style w:type="character" w:styleId="Hyperlink">
     <w:name w:val="Hyperlink"/>
-    <w:basedOn w:val="a0"/>
+    <w:basedOn w:val="DefaultParagraphFont"/>
     <w:uiPriority w:val="99"/>
     <w:unhideWhenUsed/>
     <w:locked/>
@@ -8420,9 +9422,9 @@
       <w:u w:val="single"/>
     </w:rPr>
   </w:style>
-  <w:style w:type="character" w:styleId="af">
+  <w:style w:type="character" w:styleId="UnresolvedMention">
     <w:name w:val="Unresolved Mention"/>
-    <w:basedOn w:val="a0"/>
+    <w:basedOn w:val="DefaultParagraphFont"/>
     <w:uiPriority w:val="99"/>
     <w:semiHidden/>
     <w:unhideWhenUsed/>
@@ -8433,9 +9435,9 @@
       <w:shd w:val="clear" w:color="auto" w:fill="E1DFDD"/>
     </w:rPr>
   </w:style>
-  <w:style w:type="table" w:styleId="5-6">
+  <w:style w:type="table" w:styleId="GridTable5Dark-Accent6">
     <w:name w:val="Grid Table 5 Dark Accent 6"/>
-    <w:basedOn w:val="a1"/>
+    <w:basedOn w:val="TableNormal"/>
     <w:uiPriority w:val="50"/>
     <w:locked/>
     <w:rsid w:val="00F2173B"/>
@@ -8546,7 +9548,7 @@
       </w:tcPr>
     </w:tblStylePr>
   </w:style>
-  <w:style w:type="paragraph" w:styleId="af0">
+  <w:style w:type="paragraph" w:styleId="Revision">
     <w:name w:val="Revision"/>
     <w:hidden/>
     <w:uiPriority w:val="99"/>
@@ -8559,9 +9561,9 @@
       <w:rFonts w:ascii="Sakkal Majalla" w:eastAsia="Sakkal Majalla" w:hAnsi="Sakkal Majalla" w:cs="Sakkal Majalla"/>
     </w:rPr>
   </w:style>
-  <w:style w:type="paragraph" w:styleId="af1">
+  <w:style w:type="paragraph" w:styleId="NormalWeb">
     <w:name w:val="Normal (Web)"/>
-    <w:basedOn w:val="a"/>
+    <w:basedOn w:val="Normal"/>
     <w:uiPriority w:val="99"/>
     <w:semiHidden/>
     <w:unhideWhenUsed/>
